--- a/WebContent/docx/乳腺癌21基因报告.docx
+++ b/WebContent/docx/乳腺癌21基因报告.docx
@@ -11,8 +11,8 @@
           <w:lang w:eastAsia="zh-CN"/>
         </w:rPr>
       </w:pPr>
-      <w:bookmarkStart w:id="0" w:name="_Toc26189"/>
-      <w:bookmarkStart w:id="1" w:name="_Toc12869"/>
+      <w:bookmarkStart w:id="0" w:name="_Toc12869"/>
+      <w:bookmarkStart w:id="1" w:name="_Toc26189"/>
     </w:p>
     <w:p>
       <w:pPr>
@@ -65,7 +65,7 @@
           <w:rFonts w:hint="eastAsia" w:ascii="黑体" w:hAnsi="黑体" w:eastAsia="黑体" w:cs="黑体"/>
           <w:b w:val="0"/>
           <w:bCs w:val="0"/>
-          <w:color w:val="548235" w:themeColor="accent6" w:themeShade="BF"/>
+          <w:color w:val="0083C3"/>
           <w:sz w:val="72"/>
           <w:szCs w:val="72"/>
           <w:highlight w:val="none"/>
@@ -233,90 +233,6 @@
                 <w:sz w:val="30"/>
                 <w:lang w:eastAsia="zh-CN"/>
               </w:rPr>
-              <w:t>委托日期：</w:t>
-            </w:r>
-          </w:p>
-        </w:tc>
-        <w:tc>
-          <w:tcPr>
-            <w:tcW w:w="4471" w:type="dxa"/>
-            <w:tcBorders>
-              <w:top w:val="single" w:color="auto" w:sz="4" w:space="0"/>
-              <w:left w:val="nil"/>
-              <w:bottom w:val="single" w:color="auto" w:sz="4" w:space="0"/>
-              <w:right w:val="nil"/>
-            </w:tcBorders>
-            <w:vAlign w:val="bottom"/>
-          </w:tcPr>
-          <w:p>
-            <w:pPr>
-              <w:pStyle w:val="6"/>
-              <w:jc w:val="center"/>
-              <w:rPr>
-                <w:rFonts w:hint="default" w:ascii="Times New Roman" w:hAnsi="Times New Roman" w:cs="Times New Roman"/>
-                <w:sz w:val="48"/>
-                <w:lang w:eastAsia="zh-CN"/>
-              </w:rPr>
-            </w:pPr>
-            <w:r>
-              <w:rPr>
-                <w:rFonts w:hint="default" w:ascii="Times New Roman" w:hAnsi="Times New Roman" w:eastAsia="微软雅黑" w:cs="Times New Roman"/>
-                <w:sz w:val="30"/>
-                <w:lang w:eastAsia="zh-CN"/>
-              </w:rPr>
-              <w:t>{{ commission_date }}</w:t>
-            </w:r>
-          </w:p>
-        </w:tc>
-      </w:tr>
-      <w:tr>
-        <w:tblPrEx>
-          <w:tblBorders>
-            <w:top w:val="single" w:color="auto" w:sz="4" w:space="0"/>
-            <w:left w:val="single" w:color="auto" w:sz="4" w:space="0"/>
-            <w:bottom w:val="single" w:color="auto" w:sz="4" w:space="0"/>
-            <w:right w:val="single" w:color="auto" w:sz="4" w:space="0"/>
-            <w:insideH w:val="single" w:color="auto" w:sz="4" w:space="0"/>
-            <w:insideV w:val="single" w:color="auto" w:sz="4" w:space="0"/>
-          </w:tblBorders>
-          <w:tblCellMar>
-            <w:top w:w="0" w:type="dxa"/>
-            <w:left w:w="108" w:type="dxa"/>
-            <w:bottom w:w="0" w:type="dxa"/>
-            <w:right w:w="108" w:type="dxa"/>
-          </w:tblCellMar>
-        </w:tblPrEx>
-        <w:trPr>
-          <w:trHeight w:val="667" w:hRule="atLeast"/>
-          <w:jc w:val="center"/>
-        </w:trPr>
-        <w:tc>
-          <w:tcPr>
-            <w:tcW w:w="2124" w:type="dxa"/>
-            <w:tcBorders>
-              <w:top w:val="nil"/>
-              <w:left w:val="nil"/>
-              <w:bottom w:val="nil"/>
-              <w:right w:val="nil"/>
-            </w:tcBorders>
-            <w:vAlign w:val="bottom"/>
-          </w:tcPr>
-          <w:p>
-            <w:pPr>
-              <w:pStyle w:val="6"/>
-              <w:jc w:val="right"/>
-              <w:rPr>
-                <w:rFonts w:ascii="黑体"/>
-                <w:sz w:val="48"/>
-                <w:lang w:eastAsia="zh-CN"/>
-              </w:rPr>
-            </w:pPr>
-            <w:r>
-              <w:rPr>
-                <w:rFonts w:hint="eastAsia" w:ascii="微软雅黑" w:eastAsia="微软雅黑"/>
-                <w:sz w:val="30"/>
-                <w:lang w:eastAsia="zh-CN"/>
-              </w:rPr>
               <w:t>样本编号：</w:t>
             </w:r>
           </w:p>
@@ -456,6 +372,12 @@
         <w:sectPr>
           <w:pgSz w:w="11911" w:h="16838"/>
           <w:pgMar w:top="1037" w:right="1020" w:bottom="981" w:left="1020" w:header="0" w:footer="720" w:gutter="0"/>
+          <w:pgBorders>
+            <w:top w:val="none" w:sz="0" w:space="0"/>
+            <w:left w:val="none" w:sz="0" w:space="0"/>
+            <w:bottom w:val="none" w:sz="0" w:space="0"/>
+            <w:right w:val="none" w:sz="0" w:space="0"/>
+          </w:pgBorders>
           <w:pgNumType w:start="1"/>
           <w:cols w:space="0" w:num="1"/>
           <w:rtlGutter w:val="0"/>
@@ -484,7 +406,7 @@
         <w:rPr>
           <w:rFonts w:hint="eastAsia" w:ascii="Times New Roman" w:hAnsi="Times New Roman" w:eastAsia="微软雅黑" w:cs="Times New Roman"/>
           <w:b/>
-          <w:color w:val="62B541"/>
+          <w:color w:val="0083C3"/>
           <w:sz w:val="56"/>
           <w:szCs w:val="56"/>
           <w:lang w:eastAsia="zh-CN"/>
@@ -500,7 +422,7 @@
         <w:rPr>
           <w:rFonts w:hint="eastAsia" w:ascii="Times New Roman" w:hAnsi="Times New Roman" w:eastAsia="微软雅黑" w:cs="Times New Roman"/>
           <w:b/>
-          <w:color w:val="62B541"/>
+          <w:color w:val="0083C3"/>
           <w:sz w:val="56"/>
           <w:szCs w:val="56"/>
           <w:lang w:val="en-US" w:eastAsia="zh-CN"/>
@@ -668,7 +590,7 @@
               <w:rFonts w:hint="eastAsia" w:ascii="Times New Roman" w:hAnsi="Times New Roman" w:eastAsia="微软雅黑" w:cs="微软雅黑"/>
               <w:b/>
               <w:bCs/>
-              <w:color w:val="62B541"/>
+              <w:color w:val="0083C3"/>
               <w:sz w:val="32"/>
               <w:szCs w:val="32"/>
               <w:lang w:eastAsia="zh-CN"/>
@@ -680,7 +602,7 @@
               <w:rFonts w:hint="eastAsia" w:ascii="Times New Roman" w:hAnsi="Times New Roman" w:eastAsia="微软雅黑" w:cs="微软雅黑"/>
               <w:b/>
               <w:bCs/>
-              <w:color w:val="62B541"/>
+              <w:color w:val="0083C3"/>
               <w:sz w:val="32"/>
               <w:szCs w:val="32"/>
               <w:lang w:eastAsia="zh-CN"/>
@@ -693,7 +615,7 @@
               <w:rFonts w:hint="eastAsia" w:ascii="Times New Roman" w:hAnsi="Times New Roman" w:eastAsia="微软雅黑" w:cs="微软雅黑"/>
               <w:b/>
               <w:bCs/>
-              <w:color w:val="62B541"/>
+              <w:color w:val="0083C3"/>
               <w:sz w:val="32"/>
               <w:szCs w:val="32"/>
               <w:lang w:eastAsia="zh-CN"/>
@@ -706,7 +628,7 @@
               <w:rFonts w:hint="eastAsia" w:ascii="Times New Roman" w:hAnsi="Times New Roman" w:eastAsia="微软雅黑" w:cs="微软雅黑"/>
               <w:b/>
               <w:bCs/>
-              <w:color w:val="62B541"/>
+              <w:color w:val="0083C3"/>
               <w:sz w:val="32"/>
               <w:szCs w:val="32"/>
               <w:lang w:eastAsia="zh-CN"/>
@@ -719,7 +641,7 @@
               <w:rFonts w:hint="eastAsia" w:ascii="Times New Roman" w:hAnsi="Times New Roman" w:eastAsia="微软雅黑" w:cs="微软雅黑"/>
               <w:b/>
               <w:bCs/>
-              <w:color w:val="62B541"/>
+              <w:color w:val="0083C3"/>
               <w:sz w:val="32"/>
               <w:szCs w:val="32"/>
               <w:lang w:eastAsia="zh-CN"/>
@@ -732,7 +654,7 @@
               <w:rFonts w:hint="eastAsia" w:ascii="Times New Roman" w:hAnsi="Times New Roman" w:eastAsia="微软雅黑" w:cs="微软雅黑"/>
               <w:b/>
               <w:bCs/>
-              <w:color w:val="62B541"/>
+              <w:color w:val="0083C3"/>
               <w:sz w:val="32"/>
               <w:szCs w:val="32"/>
               <w:lang w:eastAsia="zh-CN"/>
@@ -745,7 +667,7 @@
               <w:rFonts w:hint="eastAsia" w:ascii="Times New Roman" w:hAnsi="Times New Roman" w:eastAsia="微软雅黑" w:cs="微软雅黑"/>
               <w:b/>
               <w:bCs/>
-              <w:color w:val="62B541"/>
+              <w:color w:val="0083C3"/>
               <w:sz w:val="32"/>
               <w:szCs w:val="32"/>
               <w:lang w:eastAsia="zh-CN"/>
@@ -758,7 +680,7 @@
               <w:rFonts w:hint="eastAsia" w:ascii="Times New Roman" w:hAnsi="Times New Roman" w:eastAsia="微软雅黑" w:cs="微软雅黑"/>
               <w:b/>
               <w:bCs/>
-              <w:color w:val="62B541"/>
+              <w:color w:val="0083C3"/>
               <w:sz w:val="32"/>
               <w:szCs w:val="32"/>
               <w:lang w:eastAsia="zh-CN"/>
@@ -771,7 +693,7 @@
               <w:rFonts w:hint="eastAsia" w:ascii="Times New Roman" w:hAnsi="Times New Roman" w:eastAsia="微软雅黑" w:cs="微软雅黑"/>
               <w:b/>
               <w:bCs/>
-              <w:color w:val="62B541"/>
+              <w:color w:val="0083C3"/>
               <w:sz w:val="32"/>
               <w:szCs w:val="32"/>
               <w:lang w:eastAsia="zh-CN"/>
@@ -784,7 +706,7 @@
               <w:rFonts w:hint="eastAsia" w:ascii="Times New Roman" w:hAnsi="Times New Roman" w:eastAsia="微软雅黑" w:cs="微软雅黑"/>
               <w:b/>
               <w:bCs/>
-              <w:color w:val="62B541"/>
+              <w:color w:val="0083C3"/>
               <w:sz w:val="32"/>
               <w:szCs w:val="32"/>
               <w:lang w:eastAsia="zh-CN"/>
@@ -797,7 +719,7 @@
               <w:rFonts w:hint="eastAsia" w:ascii="Times New Roman" w:hAnsi="Times New Roman" w:eastAsia="微软雅黑" w:cs="微软雅黑"/>
               <w:b/>
               <w:bCs/>
-              <w:color w:val="62B541"/>
+              <w:color w:val="0083C3"/>
               <w:sz w:val="32"/>
               <w:szCs w:val="32"/>
               <w:lang w:eastAsia="zh-CN"/>
@@ -810,7 +732,7 @@
               <w:rFonts w:hint="eastAsia" w:ascii="Times New Roman" w:hAnsi="Times New Roman" w:eastAsia="微软雅黑" w:cs="微软雅黑"/>
               <w:b/>
               <w:bCs/>
-              <w:color w:val="62B541"/>
+              <w:color w:val="0083C3"/>
               <w:sz w:val="32"/>
               <w:szCs w:val="32"/>
               <w:lang w:eastAsia="zh-CN"/>
@@ -829,7 +751,7 @@
               <w:rFonts w:hint="eastAsia" w:ascii="Times New Roman" w:hAnsi="Times New Roman" w:eastAsia="微软雅黑" w:cs="微软雅黑"/>
               <w:b/>
               <w:bCs/>
-              <w:color w:val="62B541"/>
+              <w:color w:val="0083C3"/>
               <w:sz w:val="32"/>
               <w:szCs w:val="32"/>
               <w:lang w:eastAsia="zh-CN"/>
@@ -841,7 +763,7 @@
               <w:rFonts w:hint="eastAsia" w:ascii="Times New Roman" w:hAnsi="Times New Roman" w:eastAsia="微软雅黑" w:cs="微软雅黑"/>
               <w:b/>
               <w:bCs/>
-              <w:color w:val="62B541"/>
+              <w:color w:val="0083C3"/>
               <w:sz w:val="32"/>
               <w:szCs w:val="32"/>
               <w:lang w:eastAsia="zh-CN"/>
@@ -854,7 +776,7 @@
               <w:rFonts w:hint="eastAsia" w:ascii="Times New Roman" w:hAnsi="Times New Roman" w:eastAsia="微软雅黑" w:cs="微软雅黑"/>
               <w:b/>
               <w:bCs/>
-              <w:color w:val="62B541"/>
+              <w:color w:val="0083C3"/>
               <w:sz w:val="32"/>
               <w:szCs w:val="32"/>
               <w:lang w:eastAsia="zh-CN"/>
@@ -867,7 +789,7 @@
               <w:rFonts w:hint="eastAsia" w:ascii="Times New Roman" w:hAnsi="Times New Roman" w:eastAsia="微软雅黑" w:cs="微软雅黑"/>
               <w:b/>
               <w:bCs/>
-              <w:color w:val="62B541"/>
+              <w:color w:val="0083C3"/>
               <w:sz w:val="32"/>
               <w:szCs w:val="32"/>
               <w:lang w:eastAsia="zh-CN"/>
@@ -880,7 +802,7 @@
               <w:rFonts w:hint="eastAsia" w:ascii="Times New Roman" w:hAnsi="Times New Roman" w:eastAsia="微软雅黑" w:cs="微软雅黑"/>
               <w:b/>
               <w:bCs/>
-              <w:color w:val="62B541"/>
+              <w:color w:val="0083C3"/>
               <w:sz w:val="32"/>
               <w:szCs w:val="32"/>
               <w:lang w:eastAsia="zh-CN"/>
@@ -893,7 +815,7 @@
               <w:rFonts w:hint="eastAsia" w:ascii="Times New Roman" w:hAnsi="Times New Roman" w:eastAsia="微软雅黑" w:cs="微软雅黑"/>
               <w:b/>
               <w:bCs/>
-              <w:color w:val="62B541"/>
+              <w:color w:val="0083C3"/>
               <w:sz w:val="32"/>
               <w:szCs w:val="32"/>
               <w:lang w:eastAsia="zh-CN"/>
@@ -906,7 +828,7 @@
               <w:rFonts w:hint="eastAsia" w:ascii="Times New Roman" w:hAnsi="Times New Roman" w:eastAsia="微软雅黑" w:cs="微软雅黑"/>
               <w:b/>
               <w:bCs/>
-              <w:color w:val="62B541"/>
+              <w:color w:val="0083C3"/>
               <w:sz w:val="32"/>
               <w:szCs w:val="32"/>
               <w:lang w:eastAsia="zh-CN"/>
@@ -919,7 +841,7 @@
               <w:rFonts w:hint="eastAsia" w:ascii="Times New Roman" w:hAnsi="Times New Roman" w:eastAsia="微软雅黑" w:cs="微软雅黑"/>
               <w:b/>
               <w:bCs/>
-              <w:color w:val="62B541"/>
+              <w:color w:val="0083C3"/>
               <w:sz w:val="32"/>
               <w:szCs w:val="32"/>
               <w:lang w:eastAsia="zh-CN"/>
@@ -932,7 +854,7 @@
               <w:rFonts w:hint="eastAsia" w:ascii="Times New Roman" w:hAnsi="Times New Roman" w:eastAsia="微软雅黑" w:cs="微软雅黑"/>
               <w:b/>
               <w:bCs/>
-              <w:color w:val="62B541"/>
+              <w:color w:val="0083C3"/>
               <w:sz w:val="32"/>
               <w:szCs w:val="32"/>
               <w:lang w:eastAsia="zh-CN"/>
@@ -945,7 +867,7 @@
               <w:rFonts w:hint="eastAsia" w:ascii="Times New Roman" w:hAnsi="Times New Roman" w:eastAsia="微软雅黑" w:cs="微软雅黑"/>
               <w:b/>
               <w:bCs/>
-              <w:color w:val="62B541"/>
+              <w:color w:val="0083C3"/>
               <w:sz w:val="32"/>
               <w:szCs w:val="32"/>
               <w:lang w:eastAsia="zh-CN"/>
@@ -958,7 +880,7 @@
               <w:rFonts w:hint="eastAsia" w:ascii="Times New Roman" w:hAnsi="Times New Roman" w:eastAsia="微软雅黑" w:cs="微软雅黑"/>
               <w:b/>
               <w:bCs/>
-              <w:color w:val="62B541"/>
+              <w:color w:val="0083C3"/>
               <w:sz w:val="32"/>
               <w:szCs w:val="32"/>
               <w:lang w:eastAsia="zh-CN"/>
@@ -971,7 +893,7 @@
               <w:rFonts w:hint="eastAsia" w:ascii="Times New Roman" w:hAnsi="Times New Roman" w:eastAsia="微软雅黑" w:cs="微软雅黑"/>
               <w:b/>
               <w:bCs/>
-              <w:color w:val="62B541"/>
+              <w:color w:val="0083C3"/>
               <w:sz w:val="32"/>
               <w:szCs w:val="32"/>
               <w:lang w:eastAsia="zh-CN"/>
@@ -990,7 +912,7 @@
               <w:rFonts w:hint="eastAsia" w:ascii="Times New Roman" w:hAnsi="Times New Roman" w:eastAsia="微软雅黑" w:cs="微软雅黑"/>
               <w:b/>
               <w:bCs/>
-              <w:color w:val="62B541"/>
+              <w:color w:val="0083C3"/>
               <w:sz w:val="32"/>
               <w:szCs w:val="32"/>
               <w:lang w:eastAsia="zh-CN"/>
@@ -1002,7 +924,7 @@
               <w:rFonts w:hint="eastAsia" w:ascii="Times New Roman" w:hAnsi="Times New Roman" w:eastAsia="微软雅黑" w:cs="微软雅黑"/>
               <w:b/>
               <w:bCs/>
-              <w:color w:val="62B541"/>
+              <w:color w:val="0083C3"/>
               <w:sz w:val="32"/>
               <w:szCs w:val="32"/>
               <w:lang w:eastAsia="zh-CN"/>
@@ -1015,7 +937,7 @@
               <w:rFonts w:hint="eastAsia" w:ascii="Times New Roman" w:hAnsi="Times New Roman" w:eastAsia="微软雅黑" w:cs="微软雅黑"/>
               <w:b/>
               <w:bCs/>
-              <w:color w:val="62B541"/>
+              <w:color w:val="0083C3"/>
               <w:sz w:val="32"/>
               <w:szCs w:val="32"/>
               <w:lang w:eastAsia="zh-CN"/>
@@ -1028,7 +950,7 @@
               <w:rFonts w:hint="eastAsia" w:ascii="Times New Roman" w:hAnsi="Times New Roman" w:eastAsia="微软雅黑" w:cs="微软雅黑"/>
               <w:b/>
               <w:bCs/>
-              <w:color w:val="62B541"/>
+              <w:color w:val="0083C3"/>
               <w:sz w:val="32"/>
               <w:szCs w:val="32"/>
               <w:lang w:eastAsia="zh-CN"/>
@@ -1041,7 +963,7 @@
               <w:rFonts w:hint="eastAsia" w:ascii="Times New Roman" w:hAnsi="Times New Roman" w:eastAsia="微软雅黑" w:cs="微软雅黑"/>
               <w:b/>
               <w:bCs/>
-              <w:color w:val="62B541"/>
+              <w:color w:val="0083C3"/>
               <w:sz w:val="32"/>
               <w:szCs w:val="32"/>
               <w:lang w:eastAsia="zh-CN"/>
@@ -1054,7 +976,7 @@
               <w:rFonts w:hint="eastAsia" w:ascii="Times New Roman" w:hAnsi="Times New Roman" w:eastAsia="微软雅黑" w:cs="微软雅黑"/>
               <w:b/>
               <w:bCs/>
-              <w:color w:val="62B541"/>
+              <w:color w:val="0083C3"/>
               <w:sz w:val="32"/>
               <w:szCs w:val="32"/>
               <w:lang w:eastAsia="zh-CN"/>
@@ -1067,7 +989,7 @@
               <w:rFonts w:hint="eastAsia" w:ascii="Times New Roman" w:hAnsi="Times New Roman" w:eastAsia="微软雅黑" w:cs="微软雅黑"/>
               <w:b/>
               <w:bCs/>
-              <w:color w:val="62B541"/>
+              <w:color w:val="0083C3"/>
               <w:sz w:val="32"/>
               <w:szCs w:val="32"/>
               <w:lang w:eastAsia="zh-CN"/>
@@ -1080,7 +1002,7 @@
               <w:rFonts w:hint="eastAsia" w:ascii="Times New Roman" w:hAnsi="Times New Roman" w:eastAsia="微软雅黑" w:cs="微软雅黑"/>
               <w:b/>
               <w:bCs/>
-              <w:color w:val="62B541"/>
+              <w:color w:val="0083C3"/>
               <w:sz w:val="32"/>
               <w:szCs w:val="32"/>
               <w:lang w:eastAsia="zh-CN"/>
@@ -1093,7 +1015,7 @@
               <w:rFonts w:hint="eastAsia" w:ascii="Times New Roman" w:hAnsi="Times New Roman" w:eastAsia="微软雅黑" w:cs="微软雅黑"/>
               <w:b/>
               <w:bCs/>
-              <w:color w:val="62B541"/>
+              <w:color w:val="0083C3"/>
               <w:sz w:val="32"/>
               <w:szCs w:val="32"/>
               <w:lang w:eastAsia="zh-CN"/>
@@ -1106,7 +1028,7 @@
               <w:rFonts w:hint="eastAsia" w:ascii="Times New Roman" w:hAnsi="Times New Roman" w:eastAsia="微软雅黑" w:cs="微软雅黑"/>
               <w:b/>
               <w:bCs/>
-              <w:color w:val="62B541"/>
+              <w:color w:val="0083C3"/>
               <w:sz w:val="32"/>
               <w:szCs w:val="32"/>
               <w:lang w:eastAsia="zh-CN"/>
@@ -1119,7 +1041,7 @@
               <w:rFonts w:hint="eastAsia" w:ascii="Times New Roman" w:hAnsi="Times New Roman" w:eastAsia="微软雅黑" w:cs="微软雅黑"/>
               <w:b/>
               <w:bCs/>
-              <w:color w:val="62B541"/>
+              <w:color w:val="0083C3"/>
               <w:sz w:val="32"/>
               <w:szCs w:val="32"/>
               <w:lang w:eastAsia="zh-CN"/>
@@ -1132,7 +1054,7 @@
               <w:rFonts w:hint="eastAsia" w:ascii="Times New Roman" w:hAnsi="Times New Roman" w:eastAsia="微软雅黑" w:cs="微软雅黑"/>
               <w:b/>
               <w:bCs/>
-              <w:color w:val="62B541"/>
+              <w:color w:val="0083C3"/>
               <w:sz w:val="32"/>
               <w:szCs w:val="32"/>
               <w:lang w:eastAsia="zh-CN"/>
@@ -1661,7 +1583,7 @@
               <w:rFonts w:hint="eastAsia" w:ascii="Times New Roman" w:hAnsi="Times New Roman" w:eastAsia="微软雅黑" w:cs="微软雅黑"/>
               <w:b/>
               <w:bCs/>
-              <w:color w:val="62B541"/>
+              <w:color w:val="0083C3"/>
               <w:sz w:val="32"/>
               <w:szCs w:val="32"/>
               <w:lang w:eastAsia="zh-CN"/>
@@ -1673,7 +1595,7 @@
               <w:rFonts w:hint="eastAsia" w:ascii="Times New Roman" w:hAnsi="Times New Roman" w:eastAsia="微软雅黑" w:cs="微软雅黑"/>
               <w:b/>
               <w:bCs/>
-              <w:color w:val="62B541"/>
+              <w:color w:val="0083C3"/>
               <w:sz w:val="32"/>
               <w:szCs w:val="32"/>
               <w:lang w:eastAsia="zh-CN"/>
@@ -1686,7 +1608,7 @@
               <w:rFonts w:hint="eastAsia" w:ascii="Times New Roman" w:hAnsi="Times New Roman" w:eastAsia="微软雅黑" w:cs="微软雅黑"/>
               <w:b/>
               <w:bCs/>
-              <w:color w:val="62B541"/>
+              <w:color w:val="0083C3"/>
               <w:sz w:val="32"/>
               <w:szCs w:val="32"/>
               <w:lang w:eastAsia="zh-CN"/>
@@ -1699,7 +1621,7 @@
               <w:rFonts w:hint="eastAsia" w:ascii="Times New Roman" w:hAnsi="Times New Roman" w:eastAsia="微软雅黑" w:cs="微软雅黑"/>
               <w:b/>
               <w:bCs/>
-              <w:color w:val="62B541"/>
+              <w:color w:val="0083C3"/>
               <w:sz w:val="32"/>
               <w:szCs w:val="32"/>
               <w:lang w:eastAsia="zh-CN"/>
@@ -1712,7 +1634,7 @@
               <w:rFonts w:hint="eastAsia" w:ascii="Times New Roman" w:hAnsi="Times New Roman" w:eastAsia="微软雅黑" w:cs="微软雅黑"/>
               <w:b/>
               <w:bCs/>
-              <w:color w:val="62B541"/>
+              <w:color w:val="0083C3"/>
               <w:sz w:val="32"/>
               <w:szCs w:val="32"/>
               <w:lang w:val="en-US" w:eastAsia="zh-CN"/>
@@ -1725,7 +1647,7 @@
               <w:rFonts w:hint="eastAsia" w:ascii="Times New Roman" w:hAnsi="Times New Roman" w:eastAsia="微软雅黑" w:cs="微软雅黑"/>
               <w:b/>
               <w:bCs/>
-              <w:color w:val="62B541"/>
+              <w:color w:val="0083C3"/>
               <w:sz w:val="32"/>
               <w:szCs w:val="32"/>
               <w:lang w:eastAsia="zh-CN"/>
@@ -1738,7 +1660,7 @@
               <w:rFonts w:hint="eastAsia" w:ascii="Times New Roman" w:hAnsi="Times New Roman" w:eastAsia="微软雅黑" w:cs="微软雅黑"/>
               <w:b/>
               <w:bCs/>
-              <w:color w:val="62B541"/>
+              <w:color w:val="0083C3"/>
               <w:sz w:val="32"/>
               <w:szCs w:val="32"/>
               <w:lang w:eastAsia="zh-CN"/>
@@ -1751,7 +1673,7 @@
               <w:rFonts w:hint="eastAsia" w:ascii="Times New Roman" w:hAnsi="Times New Roman" w:eastAsia="微软雅黑" w:cs="微软雅黑"/>
               <w:b/>
               <w:bCs/>
-              <w:color w:val="62B541"/>
+              <w:color w:val="0083C3"/>
               <w:sz w:val="32"/>
               <w:szCs w:val="32"/>
               <w:lang w:eastAsia="zh-CN"/>
@@ -1764,7 +1686,7 @@
               <w:rFonts w:hint="eastAsia" w:ascii="Times New Roman" w:hAnsi="Times New Roman" w:eastAsia="微软雅黑" w:cs="微软雅黑"/>
               <w:b/>
               <w:bCs/>
-              <w:color w:val="62B541"/>
+              <w:color w:val="0083C3"/>
               <w:sz w:val="32"/>
               <w:szCs w:val="32"/>
               <w:lang w:eastAsia="zh-CN"/>
@@ -1777,7 +1699,7 @@
               <w:rFonts w:hint="eastAsia" w:ascii="Times New Roman" w:hAnsi="Times New Roman" w:eastAsia="微软雅黑" w:cs="微软雅黑"/>
               <w:b/>
               <w:bCs/>
-              <w:color w:val="62B541"/>
+              <w:color w:val="0083C3"/>
               <w:sz w:val="32"/>
               <w:szCs w:val="32"/>
               <w:lang w:eastAsia="zh-CN"/>
@@ -1790,7 +1712,7 @@
               <w:rFonts w:hint="eastAsia" w:ascii="Times New Roman" w:hAnsi="Times New Roman" w:eastAsia="微软雅黑" w:cs="微软雅黑"/>
               <w:b/>
               <w:bCs/>
-              <w:color w:val="62B541"/>
+              <w:color w:val="0083C3"/>
               <w:sz w:val="32"/>
               <w:szCs w:val="32"/>
               <w:lang w:eastAsia="zh-CN"/>
@@ -1803,7 +1725,7 @@
               <w:rFonts w:hint="eastAsia" w:ascii="Times New Roman" w:hAnsi="Times New Roman" w:eastAsia="微软雅黑" w:cs="微软雅黑"/>
               <w:b/>
               <w:bCs/>
-              <w:color w:val="62B541"/>
+              <w:color w:val="0083C3"/>
               <w:sz w:val="32"/>
               <w:szCs w:val="32"/>
               <w:lang w:eastAsia="zh-CN"/>
@@ -1822,7 +1744,7 @@
               <w:rFonts w:hint="eastAsia" w:ascii="Times New Roman" w:hAnsi="Times New Roman" w:eastAsia="微软雅黑" w:cs="微软雅黑"/>
               <w:b/>
               <w:bCs/>
-              <w:color w:val="62B541"/>
+              <w:color w:val="0083C3"/>
               <w:sz w:val="32"/>
               <w:szCs w:val="32"/>
               <w:lang w:val="en-US" w:eastAsia="zh-CN"/>
@@ -1834,7 +1756,7 @@
               <w:rFonts w:hint="eastAsia" w:ascii="Times New Roman" w:hAnsi="Times New Roman" w:eastAsia="微软雅黑" w:cs="微软雅黑"/>
               <w:b/>
               <w:bCs/>
-              <w:color w:val="62B541"/>
+              <w:color w:val="0083C3"/>
               <w:sz w:val="32"/>
               <w:szCs w:val="32"/>
               <w:lang w:val="en-US" w:eastAsia="zh-CN"/>
@@ -1847,7 +1769,7 @@
               <w:rFonts w:hint="eastAsia" w:ascii="Times New Roman" w:hAnsi="Times New Roman" w:eastAsia="微软雅黑" w:cs="微软雅黑"/>
               <w:b/>
               <w:bCs/>
-              <w:color w:val="62B541"/>
+              <w:color w:val="0083C3"/>
               <w:sz w:val="32"/>
               <w:szCs w:val="32"/>
               <w:lang w:val="en-US" w:eastAsia="zh-CN"/>
@@ -1860,7 +1782,7 @@
               <w:rFonts w:hint="eastAsia" w:ascii="Times New Roman" w:hAnsi="Times New Roman" w:eastAsia="微软雅黑" w:cs="微软雅黑"/>
               <w:b/>
               <w:bCs/>
-              <w:color w:val="62B541"/>
+              <w:color w:val="0083C3"/>
               <w:sz w:val="32"/>
               <w:szCs w:val="32"/>
               <w:lang w:val="en-US" w:eastAsia="zh-CN"/>
@@ -1873,7 +1795,7 @@
               <w:rFonts w:hint="eastAsia" w:ascii="Times New Roman" w:hAnsi="Times New Roman" w:eastAsia="微软雅黑" w:cs="微软雅黑"/>
               <w:b/>
               <w:bCs/>
-              <w:color w:val="62B541"/>
+              <w:color w:val="0083C3"/>
               <w:sz w:val="32"/>
               <w:szCs w:val="32"/>
               <w:lang w:val="en-US" w:eastAsia="zh-CN"/>
@@ -1886,7 +1808,7 @@
               <w:rFonts w:hint="eastAsia" w:ascii="Times New Roman" w:hAnsi="Times New Roman" w:eastAsia="微软雅黑" w:cs="微软雅黑"/>
               <w:b/>
               <w:bCs/>
-              <w:color w:val="62B541"/>
+              <w:color w:val="0083C3"/>
               <w:sz w:val="32"/>
               <w:szCs w:val="32"/>
               <w:lang w:val="en-US" w:eastAsia="zh-CN"/>
@@ -1899,7 +1821,7 @@
               <w:rFonts w:hint="eastAsia" w:ascii="Times New Roman" w:hAnsi="Times New Roman" w:eastAsia="微软雅黑" w:cs="微软雅黑"/>
               <w:b/>
               <w:bCs/>
-              <w:color w:val="62B541"/>
+              <w:color w:val="0083C3"/>
               <w:sz w:val="32"/>
               <w:szCs w:val="32"/>
               <w:lang w:val="en-US" w:eastAsia="zh-CN"/>
@@ -1912,7 +1834,7 @@
               <w:rFonts w:hint="eastAsia" w:ascii="Times New Roman" w:hAnsi="Times New Roman" w:eastAsia="微软雅黑" w:cs="微软雅黑"/>
               <w:b/>
               <w:bCs/>
-              <w:color w:val="62B541"/>
+              <w:color w:val="0083C3"/>
               <w:sz w:val="32"/>
               <w:szCs w:val="32"/>
               <w:lang w:val="en-US" w:eastAsia="zh-CN"/>
@@ -1925,7 +1847,7 @@
               <w:rFonts w:hint="eastAsia" w:ascii="Times New Roman" w:hAnsi="Times New Roman" w:eastAsia="微软雅黑" w:cs="微软雅黑"/>
               <w:b/>
               <w:bCs/>
-              <w:color w:val="62B541"/>
+              <w:color w:val="0083C3"/>
               <w:sz w:val="32"/>
               <w:szCs w:val="32"/>
               <w:lang w:val="en-US" w:eastAsia="zh-CN"/>
@@ -1938,7 +1860,7 @@
               <w:rFonts w:hint="eastAsia" w:ascii="Times New Roman" w:hAnsi="Times New Roman" w:eastAsia="微软雅黑" w:cs="微软雅黑"/>
               <w:b/>
               <w:bCs/>
-              <w:color w:val="62B541"/>
+              <w:color w:val="0083C3"/>
               <w:sz w:val="32"/>
               <w:szCs w:val="32"/>
               <w:lang w:val="en-US" w:eastAsia="zh-CN"/>
@@ -1951,7 +1873,7 @@
               <w:rFonts w:hint="eastAsia" w:ascii="Times New Roman" w:hAnsi="Times New Roman" w:eastAsia="微软雅黑" w:cs="微软雅黑"/>
               <w:b/>
               <w:bCs/>
-              <w:color w:val="62B541"/>
+              <w:color w:val="0083C3"/>
               <w:sz w:val="32"/>
               <w:szCs w:val="32"/>
               <w:lang w:val="en-US" w:eastAsia="zh-CN"/>
@@ -1964,7 +1886,7 @@
               <w:rFonts w:hint="eastAsia" w:ascii="Times New Roman" w:hAnsi="Times New Roman" w:eastAsia="微软雅黑" w:cs="微软雅黑"/>
               <w:b/>
               <w:bCs/>
-              <w:color w:val="62B541"/>
+              <w:color w:val="0083C3"/>
               <w:sz w:val="32"/>
               <w:szCs w:val="32"/>
               <w:lang w:val="en-US" w:eastAsia="zh-CN"/>
@@ -1983,7 +1905,7 @@
               <w:rFonts w:hint="eastAsia" w:ascii="Times New Roman" w:hAnsi="Times New Roman" w:eastAsia="微软雅黑" w:cs="微软雅黑"/>
               <w:b/>
               <w:bCs/>
-              <w:color w:val="62B541"/>
+              <w:color w:val="0083C3"/>
               <w:sz w:val="32"/>
               <w:szCs w:val="32"/>
               <w:lang w:val="en-US" w:eastAsia="zh-CN"/>
@@ -1995,7 +1917,7 @@
               <w:rFonts w:hint="eastAsia" w:ascii="Times New Roman" w:hAnsi="Times New Roman" w:eastAsia="微软雅黑" w:cs="微软雅黑"/>
               <w:b/>
               <w:bCs/>
-              <w:color w:val="62B541"/>
+              <w:color w:val="0083C3"/>
               <w:sz w:val="32"/>
               <w:szCs w:val="32"/>
               <w:lang w:val="en-US" w:eastAsia="zh-CN"/>
@@ -2008,7 +1930,7 @@
               <w:rFonts w:hint="eastAsia" w:ascii="Times New Roman" w:hAnsi="Times New Roman" w:eastAsia="微软雅黑" w:cs="微软雅黑"/>
               <w:b/>
               <w:bCs/>
-              <w:color w:val="62B541"/>
+              <w:color w:val="0083C3"/>
               <w:sz w:val="32"/>
               <w:szCs w:val="32"/>
               <w:lang w:val="en-US" w:eastAsia="zh-CN"/>
@@ -2021,7 +1943,7 @@
               <w:rFonts w:hint="eastAsia" w:ascii="Times New Roman" w:hAnsi="Times New Roman" w:eastAsia="微软雅黑" w:cs="微软雅黑"/>
               <w:b/>
               <w:bCs/>
-              <w:color w:val="62B541"/>
+              <w:color w:val="0083C3"/>
               <w:sz w:val="32"/>
               <w:szCs w:val="32"/>
               <w:lang w:val="en-US" w:eastAsia="zh-CN"/>
@@ -2034,7 +1956,7 @@
               <w:rFonts w:hint="eastAsia" w:ascii="Times New Roman" w:hAnsi="Times New Roman" w:eastAsia="微软雅黑" w:cs="微软雅黑"/>
               <w:b/>
               <w:bCs/>
-              <w:color w:val="62B541"/>
+              <w:color w:val="0083C3"/>
               <w:sz w:val="32"/>
               <w:szCs w:val="32"/>
               <w:lang w:val="en-US" w:eastAsia="zh-CN"/>
@@ -2047,7 +1969,7 @@
               <w:rFonts w:hint="eastAsia" w:ascii="Times New Roman" w:hAnsi="Times New Roman" w:eastAsia="微软雅黑" w:cs="微软雅黑"/>
               <w:b/>
               <w:bCs/>
-              <w:color w:val="62B541"/>
+              <w:color w:val="0083C3"/>
               <w:sz w:val="32"/>
               <w:szCs w:val="32"/>
               <w:lang w:val="en-US" w:eastAsia="zh-CN"/>
@@ -2060,7 +1982,7 @@
               <w:rFonts w:hint="eastAsia" w:ascii="Times New Roman" w:hAnsi="Times New Roman" w:eastAsia="微软雅黑" w:cs="微软雅黑"/>
               <w:b/>
               <w:bCs/>
-              <w:color w:val="62B541"/>
+              <w:color w:val="0083C3"/>
               <w:sz w:val="32"/>
               <w:szCs w:val="32"/>
               <w:lang w:val="en-US" w:eastAsia="zh-CN"/>
@@ -2073,7 +1995,7 @@
               <w:rFonts w:hint="eastAsia" w:ascii="Times New Roman" w:hAnsi="Times New Roman" w:eastAsia="微软雅黑" w:cs="微软雅黑"/>
               <w:b/>
               <w:bCs/>
-              <w:color w:val="62B541"/>
+              <w:color w:val="0083C3"/>
               <w:sz w:val="32"/>
               <w:szCs w:val="32"/>
               <w:lang w:val="en-US" w:eastAsia="zh-CN"/>
@@ -2086,7 +2008,7 @@
               <w:rFonts w:hint="eastAsia" w:ascii="Times New Roman" w:hAnsi="Times New Roman" w:eastAsia="微软雅黑" w:cs="微软雅黑"/>
               <w:b/>
               <w:bCs/>
-              <w:color w:val="62B541"/>
+              <w:color w:val="0083C3"/>
               <w:sz w:val="32"/>
               <w:szCs w:val="32"/>
               <w:lang w:val="en-US" w:eastAsia="zh-CN"/>
@@ -2099,7 +2021,7 @@
               <w:rFonts w:hint="eastAsia" w:ascii="Times New Roman" w:hAnsi="Times New Roman" w:eastAsia="微软雅黑" w:cs="微软雅黑"/>
               <w:b/>
               <w:bCs/>
-              <w:color w:val="62B541"/>
+              <w:color w:val="0083C3"/>
               <w:sz w:val="32"/>
               <w:szCs w:val="32"/>
               <w:lang w:val="en-US" w:eastAsia="zh-CN"/>
@@ -2112,7 +2034,7 @@
               <w:rFonts w:hint="eastAsia" w:ascii="Times New Roman" w:hAnsi="Times New Roman" w:eastAsia="微软雅黑" w:cs="微软雅黑"/>
               <w:b/>
               <w:bCs/>
-              <w:color w:val="62B541"/>
+              <w:color w:val="0083C3"/>
               <w:sz w:val="32"/>
               <w:szCs w:val="32"/>
               <w:lang w:val="en-US" w:eastAsia="zh-CN"/>
@@ -2125,7 +2047,7 @@
               <w:rFonts w:hint="eastAsia" w:ascii="Times New Roman" w:hAnsi="Times New Roman" w:eastAsia="微软雅黑" w:cs="微软雅黑"/>
               <w:b/>
               <w:bCs/>
-              <w:color w:val="62B541"/>
+              <w:color w:val="0083C3"/>
               <w:sz w:val="32"/>
               <w:szCs w:val="32"/>
               <w:lang w:val="en-US" w:eastAsia="zh-CN"/>
@@ -2144,7 +2066,7 @@
               <w:rFonts w:hint="eastAsia" w:ascii="Times New Roman" w:hAnsi="Times New Roman" w:eastAsia="微软雅黑" w:cs="微软雅黑"/>
               <w:b/>
               <w:bCs/>
-              <w:color w:val="62B541"/>
+              <w:color w:val="0083C3"/>
               <w:sz w:val="32"/>
               <w:szCs w:val="32"/>
               <w:lang w:val="en-US" w:eastAsia="zh-CN"/>
@@ -2156,7 +2078,7 @@
               <w:rFonts w:hint="eastAsia" w:ascii="Times New Roman" w:hAnsi="Times New Roman" w:eastAsia="微软雅黑" w:cs="微软雅黑"/>
               <w:b/>
               <w:bCs/>
-              <w:color w:val="62B541"/>
+              <w:color w:val="0083C3"/>
               <w:sz w:val="32"/>
               <w:szCs w:val="32"/>
               <w:lang w:val="en-US" w:eastAsia="zh-CN"/>
@@ -2169,7 +2091,7 @@
               <w:rFonts w:hint="eastAsia" w:ascii="Times New Roman" w:hAnsi="Times New Roman" w:eastAsia="微软雅黑" w:cs="微软雅黑"/>
               <w:b/>
               <w:bCs/>
-              <w:color w:val="62B541"/>
+              <w:color w:val="0083C3"/>
               <w:sz w:val="32"/>
               <w:szCs w:val="32"/>
               <w:lang w:val="en-US" w:eastAsia="zh-CN"/>
@@ -2182,7 +2104,7 @@
               <w:rFonts w:hint="eastAsia" w:ascii="Times New Roman" w:hAnsi="Times New Roman" w:eastAsia="微软雅黑" w:cs="微软雅黑"/>
               <w:b/>
               <w:bCs/>
-              <w:color w:val="62B541"/>
+              <w:color w:val="0083C3"/>
               <w:sz w:val="32"/>
               <w:szCs w:val="32"/>
               <w:lang w:val="en-US" w:eastAsia="zh-CN"/>
@@ -2195,7 +2117,7 @@
               <w:rFonts w:hint="eastAsia" w:ascii="Times New Roman" w:hAnsi="Times New Roman" w:eastAsia="微软雅黑" w:cs="微软雅黑"/>
               <w:b/>
               <w:bCs/>
-              <w:color w:val="62B541"/>
+              <w:color w:val="0083C3"/>
               <w:sz w:val="32"/>
               <w:szCs w:val="32"/>
               <w:lang w:val="en-US" w:eastAsia="zh-CN"/>
@@ -2208,7 +2130,7 @@
               <w:rFonts w:hint="eastAsia" w:ascii="Times New Roman" w:hAnsi="Times New Roman" w:eastAsia="微软雅黑" w:cs="微软雅黑"/>
               <w:b/>
               <w:bCs/>
-              <w:color w:val="62B541"/>
+              <w:color w:val="0083C3"/>
               <w:sz w:val="32"/>
               <w:szCs w:val="32"/>
               <w:lang w:val="en-US" w:eastAsia="zh-CN"/>
@@ -2221,7 +2143,7 @@
               <w:rFonts w:hint="eastAsia" w:ascii="Times New Roman" w:hAnsi="Times New Roman" w:eastAsia="微软雅黑" w:cs="微软雅黑"/>
               <w:b/>
               <w:bCs/>
-              <w:color w:val="62B541"/>
+              <w:color w:val="0083C3"/>
               <w:sz w:val="32"/>
               <w:szCs w:val="32"/>
               <w:lang w:val="en-US" w:eastAsia="zh-CN"/>
@@ -2234,7 +2156,7 @@
               <w:rFonts w:hint="eastAsia" w:ascii="Times New Roman" w:hAnsi="Times New Roman" w:eastAsia="微软雅黑" w:cs="微软雅黑"/>
               <w:b/>
               <w:bCs/>
-              <w:color w:val="62B541"/>
+              <w:color w:val="0083C3"/>
               <w:sz w:val="32"/>
               <w:szCs w:val="32"/>
               <w:lang w:val="en-US" w:eastAsia="zh-CN"/>
@@ -2247,7 +2169,7 @@
               <w:rFonts w:hint="eastAsia" w:ascii="Times New Roman" w:hAnsi="Times New Roman" w:eastAsia="微软雅黑" w:cs="微软雅黑"/>
               <w:b/>
               <w:bCs/>
-              <w:color w:val="62B541"/>
+              <w:color w:val="0083C3"/>
               <w:sz w:val="32"/>
               <w:szCs w:val="32"/>
               <w:lang w:val="en-US" w:eastAsia="zh-CN"/>
@@ -2260,7 +2182,7 @@
               <w:rFonts w:hint="eastAsia" w:ascii="Times New Roman" w:hAnsi="Times New Roman" w:eastAsia="微软雅黑" w:cs="微软雅黑"/>
               <w:b/>
               <w:bCs/>
-              <w:color w:val="62B541"/>
+              <w:color w:val="0083C3"/>
               <w:sz w:val="32"/>
               <w:szCs w:val="32"/>
               <w:lang w:val="en-US" w:eastAsia="zh-CN"/>
@@ -2273,7 +2195,7 @@
               <w:rFonts w:hint="eastAsia" w:ascii="Times New Roman" w:hAnsi="Times New Roman" w:eastAsia="微软雅黑" w:cs="微软雅黑"/>
               <w:b/>
               <w:bCs/>
-              <w:color w:val="62B541"/>
+              <w:color w:val="0083C3"/>
               <w:sz w:val="32"/>
               <w:szCs w:val="32"/>
               <w:lang w:val="en-US" w:eastAsia="zh-CN"/>
@@ -2286,7 +2208,7 @@
               <w:rFonts w:hint="eastAsia" w:ascii="Times New Roman" w:hAnsi="Times New Roman" w:eastAsia="微软雅黑" w:cs="微软雅黑"/>
               <w:b/>
               <w:bCs/>
-              <w:color w:val="62B541"/>
+              <w:color w:val="0083C3"/>
               <w:sz w:val="32"/>
               <w:szCs w:val="32"/>
               <w:lang w:val="en-US" w:eastAsia="zh-CN"/>
@@ -2341,6 +2263,12 @@
           <w:footerReference r:id="rId4" w:type="default"/>
           <w:pgSz w:w="11911" w:h="16838"/>
           <w:pgMar w:top="1037" w:right="1020" w:bottom="981" w:left="1020" w:header="0" w:footer="720" w:gutter="0"/>
+          <w:pgBorders>
+            <w:top w:val="none" w:sz="0" w:space="0"/>
+            <w:left w:val="none" w:sz="0" w:space="0"/>
+            <w:bottom w:val="none" w:sz="0" w:space="0"/>
+            <w:right w:val="none" w:sz="0" w:space="0"/>
+          </w:pgBorders>
           <w:pgNumType w:start="1"/>
           <w:cols w:space="0" w:num="1"/>
           <w:rtlGutter w:val="0"/>
@@ -2359,7 +2287,7 @@
         <w:jc w:val="left"/>
         <w:rPr>
           <w:rFonts w:ascii="Times New Roman" w:hAnsi="Times New Roman"/>
-          <w:color w:val="62B541"/>
+          <w:color w:val="0083C3"/>
           <w:sz w:val="32"/>
           <w14:shadow w14:blurRad="50800" w14:dist="38100" w14:dir="10800000" w14:sx="100000" w14:sy="100000" w14:kx="0" w14:ky="0" w14:algn="r">
             <w14:srgbClr w14:val="62B541">
@@ -2368,20 +2296,20 @@
           </w14:shadow>
         </w:rPr>
       </w:pPr>
-      <w:bookmarkStart w:id="2" w:name="_Toc14459"/>
-      <w:bookmarkStart w:id="3" w:name="_Toc4588"/>
-      <w:bookmarkStart w:id="4" w:name="_Toc24178_WPSOffice_Level1"/>
-      <w:bookmarkStart w:id="5" w:name="_Toc21669"/>
-      <w:bookmarkStart w:id="6" w:name="_Toc107825547"/>
-      <w:bookmarkStart w:id="7" w:name="_Toc13806"/>
-      <w:bookmarkStart w:id="8" w:name="_Toc3619"/>
-      <w:bookmarkStart w:id="9" w:name="_Toc30143_WPSOffice_Level1"/>
-      <w:bookmarkStart w:id="10" w:name="_Toc21009_WPSOffice_Level1"/>
+      <w:bookmarkStart w:id="2" w:name="_Toc107825547"/>
+      <w:bookmarkStart w:id="3" w:name="_Toc13806"/>
+      <w:bookmarkStart w:id="4" w:name="_Toc4588"/>
+      <w:bookmarkStart w:id="5" w:name="_Toc14459"/>
+      <w:bookmarkStart w:id="6" w:name="_Toc24178_WPSOffice_Level1"/>
+      <w:bookmarkStart w:id="7" w:name="_Toc3619"/>
+      <w:bookmarkStart w:id="8" w:name="_Toc30143_WPSOffice_Level1"/>
+      <w:bookmarkStart w:id="9" w:name="_Toc21009_WPSOffice_Level1"/>
+      <w:bookmarkStart w:id="10" w:name="_Toc21669"/>
       <w:bookmarkStart w:id="11" w:name="_Toc14123"/>
       <w:r>
         <w:rPr>
           <w:rFonts w:ascii="Times New Roman" w:hAnsi="Times New Roman"/>
-          <w:color w:val="62B541"/>
+          <w:color w:val="0083C3"/>
           <w:sz w:val="32"/>
           <w14:shadow w14:blurRad="50800" w14:dist="38100" w14:dir="10800000" w14:sx="100000" w14:sy="100000" w14:kx="0" w14:ky="0" w14:algn="r">
             <w14:srgbClr w14:val="62B541">
@@ -2454,7 +2382,7 @@
           <w:tcPr>
             <w:tcW w:w="3231" w:type="dxa"/>
             <w:tcBorders>
-              <w:top w:val="single" w:color="62BC41" w:sz="24" w:space="0"/>
+              <w:top w:val="single" w:color="0083C3" w:sz="24" w:space="0"/>
               <w:tl2br w:val="nil"/>
               <w:tr2bl w:val="nil"/>
             </w:tcBorders>
@@ -2501,7 +2429,7 @@
           <w:tcPr>
             <w:tcW w:w="3323" w:type="dxa"/>
             <w:tcBorders>
-              <w:top w:val="single" w:color="62BC41" w:sz="24" w:space="0"/>
+              <w:top w:val="single" w:color="0083C3" w:sz="24" w:space="0"/>
               <w:tl2br w:val="nil"/>
               <w:tr2bl w:val="nil"/>
             </w:tcBorders>
@@ -2548,7 +2476,7 @@
           <w:tcPr>
             <w:tcW w:w="3316" w:type="dxa"/>
             <w:tcBorders>
-              <w:top w:val="single" w:color="62BC41" w:sz="24" w:space="0"/>
+              <w:top w:val="single" w:color="0083C3" w:sz="24" w:space="0"/>
               <w:tl2br w:val="nil"/>
               <w:tr2bl w:val="nil"/>
             </w:tcBorders>
@@ -2845,17 +2773,18 @@
                 <w:szCs w:val="21"/>
                 <w:lang w:eastAsia="zh-CN"/>
               </w:rPr>
-              <w:t>送检医生：</w:t>
-            </w:r>
-            <w:r>
-              <w:rPr>
-                <w:rFonts w:hint="eastAsia" w:ascii="Times New Roman" w:hAnsi="Times New Roman" w:eastAsia="微软雅黑" w:cs="Times New Roman"/>
+              <w:t>订单编号：</w:t>
+            </w:r>
+            <w:r>
+              <w:rPr>
+                <w:rFonts w:ascii="Times New Roman" w:hAnsi="Times New Roman" w:eastAsia="微软雅黑" w:cs="Times New Roman"/>
+                <w:bCs/>
                 <w:color w:val="000000"/>
                 <w:sz w:val="21"/>
                 <w:szCs w:val="21"/>
                 <w:lang w:eastAsia="zh-CN"/>
               </w:rPr>
-              <w:t>{{ doctorname }}</w:t>
+              <w:t>-</w:t>
             </w:r>
           </w:p>
         </w:tc>
@@ -3047,7 +2976,7 @@
                 <w:szCs w:val="21"/>
                 <w:lang w:eastAsia="zh-CN"/>
               </w:rPr>
-              <w:t>送检时间：</w:t>
+              <w:t>接收时间：</w:t>
             </w:r>
             <w:r>
               <w:rPr>
@@ -3058,7 +2987,7 @@
                 <w:szCs w:val="21"/>
                 <w:lang w:eastAsia="zh-CN"/>
               </w:rPr>
-              <w:t>{{ commission_date }}</w:t>
+              <w:t>{{ receiveddate }}</w:t>
             </w:r>
           </w:p>
         </w:tc>
@@ -3086,7 +3015,8 @@
         </w:trPr>
         <w:tc>
           <w:tcPr>
-            <w:tcW w:w="3231" w:type="dxa"/>
+            <w:tcW w:w="9870" w:type="dxa"/>
+            <w:gridSpan w:val="3"/>
             <w:tcBorders>
               <w:tl2br w:val="nil"/>
               <w:tr2bl w:val="nil"/>
@@ -3127,96 +3057,6 @@
                 <w:lang w:eastAsia="zh-CN"/>
               </w:rPr>
               <w:t>{{ diseaseName }}</w:t>
-            </w:r>
-          </w:p>
-        </w:tc>
-        <w:tc>
-          <w:tcPr>
-            <w:tcW w:w="3323" w:type="dxa"/>
-            <w:tcBorders>
-              <w:tl2br w:val="nil"/>
-              <w:tr2bl w:val="nil"/>
-            </w:tcBorders>
-            <w:shd w:val="clear" w:color="auto" w:fill="auto"/>
-            <w:vAlign w:val="center"/>
-          </w:tcPr>
-          <w:p>
-            <w:pPr>
-              <w:jc w:val="both"/>
-              <w:rPr>
-                <w:rFonts w:ascii="Times New Roman" w:hAnsi="Times New Roman" w:eastAsia="微软雅黑" w:cs="Times New Roman"/>
-                <w:color w:val="000000"/>
-                <w:sz w:val="21"/>
-                <w:szCs w:val="21"/>
-                <w:lang w:eastAsia="zh-CN"/>
-              </w:rPr>
-            </w:pPr>
-            <w:r>
-              <w:rPr>
-                <w:rFonts w:ascii="Times New Roman" w:hAnsi="Times New Roman" w:eastAsia="微软雅黑" w:cs="Times New Roman"/>
-                <w:color w:val="000000"/>
-                <w:sz w:val="21"/>
-                <w:szCs w:val="21"/>
-                <w:lang w:eastAsia="zh-CN"/>
-              </w:rPr>
-              <w:t>订单编号：</w:t>
-            </w:r>
-            <w:r>
-              <w:rPr>
-                <w:rFonts w:ascii="Times New Roman" w:hAnsi="Times New Roman" w:eastAsia="微软雅黑" w:cs="Times New Roman"/>
-                <w:bCs/>
-                <w:color w:val="000000"/>
-                <w:sz w:val="21"/>
-                <w:szCs w:val="21"/>
-                <w:lang w:eastAsia="zh-CN"/>
-              </w:rPr>
-              <w:t>-</w:t>
-            </w:r>
-          </w:p>
-        </w:tc>
-        <w:tc>
-          <w:tcPr>
-            <w:tcW w:w="3316" w:type="dxa"/>
-            <w:tcBorders>
-              <w:tl2br w:val="nil"/>
-              <w:tr2bl w:val="nil"/>
-            </w:tcBorders>
-            <w:shd w:val="clear" w:color="auto" w:fill="auto"/>
-            <w:vAlign w:val="center"/>
-          </w:tcPr>
-          <w:p>
-            <w:pPr>
-              <w:jc w:val="both"/>
-              <w:rPr>
-                <w:rFonts w:ascii="Times New Roman" w:hAnsi="Times New Roman" w:eastAsia="微软雅黑" w:cs="Times New Roman"/>
-                <w:bCs/>
-                <w:color w:val="000000"/>
-                <w:sz w:val="21"/>
-                <w:szCs w:val="21"/>
-                <w:lang w:eastAsia="zh-CN"/>
-              </w:rPr>
-            </w:pPr>
-            <w:r>
-              <w:rPr>
-                <w:rFonts w:ascii="Times New Roman" w:hAnsi="Times New Roman" w:eastAsia="微软雅黑" w:cs="Times New Roman"/>
-                <w:bCs/>
-                <w:color w:val="000000"/>
-                <w:sz w:val="21"/>
-                <w:szCs w:val="21"/>
-                <w:lang w:eastAsia="zh-CN"/>
-              </w:rPr>
-              <w:t>接收时间：</w:t>
-            </w:r>
-            <w:r>
-              <w:rPr>
-                <w:rFonts w:hint="eastAsia" w:ascii="Times New Roman" w:hAnsi="Times New Roman" w:eastAsia="微软雅黑" w:cs="Times New Roman"/>
-                <w:bCs/>
-                <w:color w:val="000000"/>
-                <w:sz w:val="21"/>
-                <w:szCs w:val="21"/>
-                <w:lang w:eastAsia="zh-CN"/>
-              </w:rPr>
-              <w:t>{{ receiveddate }}</w:t>
             </w:r>
           </w:p>
         </w:tc>
@@ -3245,7 +3085,7 @@
         <w:jc w:val="left"/>
         <w:rPr>
           <w:rFonts w:ascii="Times New Roman" w:hAnsi="Times New Roman"/>
-          <w:color w:val="62B541"/>
+          <w:color w:val="0083C3"/>
           <w:sz w:val="32"/>
           <w14:shadow w14:blurRad="50800" w14:dist="38100" w14:dir="10800000" w14:sx="100000" w14:sy="100000" w14:kx="0" w14:ky="0" w14:algn="r">
             <w14:srgbClr w14:val="62B541">
@@ -3254,20 +3094,20 @@
           </w14:shadow>
         </w:rPr>
       </w:pPr>
-      <w:bookmarkStart w:id="12" w:name="_Toc26731"/>
-      <w:bookmarkStart w:id="13" w:name="_Toc11015_WPSOffice_Level1"/>
-      <w:bookmarkStart w:id="14" w:name="_Toc4492"/>
-      <w:bookmarkStart w:id="15" w:name="_Toc7021_WPSOffice_Level1"/>
-      <w:bookmarkStart w:id="16" w:name="_Toc107825548"/>
-      <w:bookmarkStart w:id="17" w:name="_Toc17451"/>
-      <w:bookmarkStart w:id="18" w:name="_Toc18062_WPSOffice_Level1"/>
-      <w:bookmarkStart w:id="19" w:name="_Toc29272"/>
-      <w:bookmarkStart w:id="20" w:name="_Toc14797"/>
+      <w:bookmarkStart w:id="12" w:name="_Toc18062_WPSOffice_Level1"/>
+      <w:bookmarkStart w:id="13" w:name="_Toc29272"/>
+      <w:bookmarkStart w:id="14" w:name="_Toc14797"/>
+      <w:bookmarkStart w:id="15" w:name="_Toc4492"/>
+      <w:bookmarkStart w:id="16" w:name="_Toc7021_WPSOffice_Level1"/>
+      <w:bookmarkStart w:id="17" w:name="_Toc26731"/>
+      <w:bookmarkStart w:id="18" w:name="_Toc11015_WPSOffice_Level1"/>
+      <w:bookmarkStart w:id="19" w:name="_Toc17451"/>
+      <w:bookmarkStart w:id="20" w:name="_Toc107825548"/>
       <w:bookmarkStart w:id="21" w:name="_Toc3823"/>
       <w:r>
         <w:rPr>
           <w:rFonts w:ascii="Times New Roman" w:hAnsi="Times New Roman"/>
-          <w:color w:val="62B541"/>
+          <w:color w:val="0083C3"/>
           <w:sz w:val="32"/>
           <w14:shadow w14:blurRad="50800" w14:dist="38100" w14:dir="10800000" w14:sx="100000" w14:sy="100000" w14:kx="0" w14:ky="0" w14:algn="r">
             <w14:srgbClr w14:val="62B541">
@@ -3397,7 +3237,7 @@
         <w:rPr>
           <w:rStyle w:val="37"/>
           <w:rFonts w:ascii="微软雅黑" w:hAnsi="微软雅黑" w:cs="微软雅黑"/>
-          <w:color w:val="62B541"/>
+          <w:color w:val="0083C3"/>
           <w:sz w:val="32"/>
           <w:szCs w:val="40"/>
           <w14:shadow w14:blurRad="50800" w14:dist="38100" w14:dir="10800000" w14:sx="100000" w14:sy="100000" w14:kx="0" w14:ky="0" w14:algn="r">
@@ -3407,9 +3247,9 @@
           </w14:shadow>
         </w:rPr>
       </w:pPr>
-      <w:bookmarkStart w:id="23" w:name="_Toc18058"/>
-      <w:bookmarkStart w:id="24" w:name="_Toc6221_WPSOffice_Level1"/>
-      <w:bookmarkStart w:id="25" w:name="_Toc25920"/>
+      <w:bookmarkStart w:id="23" w:name="_Toc25920"/>
+      <w:bookmarkStart w:id="24" w:name="_Toc18058"/>
+      <w:bookmarkStart w:id="25" w:name="_Toc6221_WPSOffice_Level1"/>
       <w:bookmarkStart w:id="26" w:name="_Toc16576"/>
       <w:bookmarkStart w:id="27" w:name="_Toc23369_WPSOffice_Level1"/>
       <w:bookmarkStart w:id="28" w:name="_Toc149837253"/>
@@ -3419,7 +3259,7 @@
         <w:rPr>
           <w:rStyle w:val="37"/>
           <w:rFonts w:hint="eastAsia" w:ascii="微软雅黑" w:hAnsi="微软雅黑" w:cs="微软雅黑"/>
-          <w:color w:val="62B541"/>
+          <w:color w:val="0083C3"/>
           <w:sz w:val="32"/>
           <w:szCs w:val="40"/>
           <w14:shadow w14:blurRad="50800" w14:dist="38100" w14:dir="10800000" w14:sx="100000" w14:sy="100000" w14:kx="0" w14:ky="0" w14:algn="r">
@@ -3439,7 +3279,7 @@
         <w:rPr>
           <w:rStyle w:val="37"/>
           <w:rFonts w:hint="eastAsia" w:ascii="微软雅黑" w:hAnsi="微软雅黑" w:cs="微软雅黑"/>
-          <w:color w:val="62B541"/>
+          <w:color w:val="0083C3"/>
           <w:sz w:val="32"/>
           <w:szCs w:val="40"/>
           <w14:shadow w14:blurRad="50800" w14:dist="38100" w14:dir="10800000" w14:sx="100000" w14:sy="100000" w14:kx="0" w14:ky="0" w14:algn="r">
@@ -3482,8 +3322,8 @@
         </w:rPr>
       </w:pPr>
       <w:bookmarkStart w:id="31" w:name="_Toc15649"/>
-      <w:bookmarkStart w:id="32" w:name="_Toc777"/>
-      <w:bookmarkStart w:id="33" w:name="_Toc149837254"/>
+      <w:bookmarkStart w:id="32" w:name="_Toc149837254"/>
+      <w:bookmarkStart w:id="33" w:name="_Toc777"/>
       <w:r>
         <w:rPr>
           <w:rFonts w:hint="eastAsia"/>
@@ -3553,7 +3393,7 @@
               <w:bottom w:val="nil"/>
               <w:right w:val="single" w:color="FFFFFF" w:sz="18" w:space="0"/>
             </w:tcBorders>
-            <w:shd w:val="clear" w:color="auto" w:fill="62BC41"/>
+            <w:shd w:val="clear" w:color="auto" w:fill="0083C3"/>
             <w:vAlign w:val="center"/>
           </w:tcPr>
           <w:p>
@@ -3614,7 +3454,7 @@
               <w:left w:val="single" w:color="FFFFFF" w:sz="18" w:space="0"/>
               <w:bottom w:val="nil"/>
             </w:tcBorders>
-            <w:shd w:val="clear" w:color="auto" w:fill="62BC41"/>
+            <w:shd w:val="clear" w:color="auto" w:fill="0083C3"/>
             <w:vAlign w:val="center"/>
           </w:tcPr>
           <w:p>
@@ -4209,12 +4049,12 @@
           <w:lang w:eastAsia="zh-CN"/>
         </w:rPr>
       </w:pPr>
-      <w:bookmarkStart w:id="34" w:name="_Toc8800"/>
-      <w:bookmarkStart w:id="35" w:name="_Toc18552"/>
+      <w:bookmarkStart w:id="34" w:name="_Toc18552"/>
+      <w:bookmarkStart w:id="35" w:name="_Toc19024"/>
       <w:bookmarkStart w:id="36" w:name="_Toc16466"/>
-      <w:bookmarkStart w:id="37" w:name="_Toc14264"/>
-      <w:bookmarkStart w:id="38" w:name="_Toc25603"/>
-      <w:bookmarkStart w:id="39" w:name="_Toc19024"/>
+      <w:bookmarkStart w:id="37" w:name="_Toc25603"/>
+      <w:bookmarkStart w:id="38" w:name="_Toc8800"/>
+      <w:bookmarkStart w:id="39" w:name="_Toc14264"/>
       <w:r>
         <w:rPr>
           <w:rFonts w:ascii="微软雅黑" w:hAnsi="微软雅黑" w:eastAsia="微软雅黑" w:cs="微软雅黑"/>
@@ -4346,10 +4186,10 @@
           <w:lang w:val="en-US" w:eastAsia="zh-CN"/>
         </w:rPr>
       </w:pPr>
-      <w:bookmarkStart w:id="40" w:name="_Toc31071"/>
+      <w:bookmarkStart w:id="40" w:name="_Toc23941"/>
       <w:bookmarkStart w:id="41" w:name="_Toc7030"/>
-      <w:bookmarkStart w:id="42" w:name="_Toc23941"/>
-      <w:bookmarkStart w:id="43" w:name="_Toc24726"/>
+      <w:bookmarkStart w:id="42" w:name="_Toc24726"/>
+      <w:bookmarkStart w:id="43" w:name="_Toc31071"/>
       <w:r>
         <w:rPr>
           <w:rFonts w:hint="eastAsia"/>
@@ -4422,7 +4262,7 @@
               <w:bottom w:val="nil"/>
               <w:right w:val="single" w:color="FFFFFF" w:sz="18" w:space="0"/>
             </w:tcBorders>
-            <w:shd w:val="clear" w:color="auto" w:fill="62B541"/>
+            <w:shd w:val="clear" w:color="auto" w:fill="0083C3"/>
             <w:vAlign w:val="center"/>
           </w:tcPr>
           <w:p>
@@ -4484,7 +4324,7 @@
               <w:bottom w:val="nil"/>
               <w:right w:val="single" w:color="FFFFFF" w:sz="18" w:space="0"/>
             </w:tcBorders>
-            <w:shd w:val="clear" w:color="auto" w:fill="62B541"/>
+            <w:shd w:val="clear" w:color="auto" w:fill="0083C3"/>
             <w:vAlign w:val="center"/>
           </w:tcPr>
           <w:p>
@@ -4546,7 +4386,7 @@
               <w:bottom w:val="nil"/>
               <w:right w:val="nil"/>
             </w:tcBorders>
-            <w:shd w:val="clear" w:color="auto" w:fill="62B541"/>
+            <w:shd w:val="clear" w:color="auto" w:fill="0083C3"/>
             <w:vAlign w:val="center"/>
           </w:tcPr>
           <w:p>
@@ -8317,8 +8157,8 @@
           <w:lang w:eastAsia="zh-CN"/>
         </w:rPr>
       </w:pPr>
-      <w:bookmarkStart w:id="45" w:name="_Toc81326589"/>
-      <w:bookmarkStart w:id="46" w:name="_Toc81251351"/>
+      <w:bookmarkStart w:id="45" w:name="_Toc81251351"/>
+      <w:bookmarkStart w:id="46" w:name="_Toc81326589"/>
       <w:r>
         <w:rPr>
           <w:rFonts w:hint="eastAsia" w:ascii="Times New Roman" w:hAnsi="Times New Roman" w:eastAsia="微软雅黑" w:cs="Times New Roman"/>
@@ -8395,12 +8235,12 @@
           <w:lang w:val="en-US" w:eastAsia="zh-CN"/>
         </w:rPr>
       </w:pPr>
-      <w:bookmarkStart w:id="47" w:name="_Toc25849"/>
-      <w:bookmarkStart w:id="48" w:name="_Toc6972"/>
-      <w:bookmarkStart w:id="49" w:name="_Toc20034"/>
-      <w:bookmarkStart w:id="50" w:name="_Toc10223"/>
-      <w:bookmarkStart w:id="51" w:name="_Toc5244"/>
-      <w:bookmarkStart w:id="52" w:name="_Toc106719764"/>
+      <w:bookmarkStart w:id="47" w:name="_Toc106719764"/>
+      <w:bookmarkStart w:id="48" w:name="_Toc25849"/>
+      <w:bookmarkStart w:id="49" w:name="_Toc5244"/>
+      <w:bookmarkStart w:id="50" w:name="_Toc20034"/>
+      <w:bookmarkStart w:id="51" w:name="_Toc6972"/>
+      <w:bookmarkStart w:id="52" w:name="_Toc10223"/>
       <w:r>
         <w:rPr>
           <w:rFonts w:hint="eastAsia"/>
@@ -8424,7 +8264,7 @@
           <w:rFonts w:ascii="Times New Roman" w:hAnsi="Times New Roman" w:eastAsia="微软雅黑" w:cs="黑体"/>
           <w:b/>
           <w:bCs/>
-          <w:color w:val="62B541"/>
+          <w:color w:val="0083C3"/>
           <w:sz w:val="24"/>
           <w:szCs w:val="30"/>
           <w:lang w:eastAsia="zh-CN"/>
@@ -8435,7 +8275,7 @@
           <w:rFonts w:hint="eastAsia" w:ascii="Times New Roman" w:hAnsi="Times New Roman" w:eastAsia="微软雅黑" w:cs="黑体"/>
           <w:b/>
           <w:bCs/>
-          <w:color w:val="62B541"/>
+          <w:color w:val="0083C3"/>
           <w:sz w:val="24"/>
           <w:szCs w:val="30"/>
           <w:lang w:eastAsia="zh-CN"/>
@@ -8829,7 +8669,7 @@
           <w:rFonts w:ascii="Times New Roman" w:hAnsi="Times New Roman" w:eastAsia="微软雅黑" w:cs="黑体"/>
           <w:b/>
           <w:bCs/>
-          <w:color w:val="62B541"/>
+          <w:color w:val="0083C3"/>
           <w:sz w:val="24"/>
           <w:szCs w:val="30"/>
           <w:lang w:eastAsia="zh-CN"/>
@@ -8840,7 +8680,7 @@
           <w:rFonts w:hint="eastAsia" w:ascii="Times New Roman" w:hAnsi="Times New Roman" w:eastAsia="微软雅黑" w:cs="黑体"/>
           <w:b/>
           <w:bCs/>
-          <w:color w:val="62B541"/>
+          <w:color w:val="0083C3"/>
           <w:sz w:val="24"/>
           <w:szCs w:val="30"/>
           <w:lang w:eastAsia="zh-CN"/>
@@ -8907,7 +8747,7 @@
               <w:tl2br w:val="nil"/>
               <w:tr2bl w:val="nil"/>
             </w:tcBorders>
-            <w:shd w:val="clear" w:color="auto" w:fill="62B541"/>
+            <w:shd w:val="clear" w:color="auto" w:fill="0083C3"/>
             <w:vAlign w:val="center"/>
           </w:tcPr>
           <w:p>
@@ -8958,7 +8798,7 @@
               <w:tl2br w:val="nil"/>
               <w:tr2bl w:val="nil"/>
             </w:tcBorders>
-            <w:shd w:val="clear" w:color="auto" w:fill="62B541"/>
+            <w:shd w:val="clear" w:color="auto" w:fill="0083C3"/>
             <w:vAlign w:val="center"/>
           </w:tcPr>
           <w:p>
@@ -9009,7 +8849,7 @@
               <w:tl2br w:val="nil"/>
               <w:tr2bl w:val="nil"/>
             </w:tcBorders>
-            <w:shd w:val="clear" w:color="auto" w:fill="62B541"/>
+            <w:shd w:val="clear" w:color="auto" w:fill="0083C3"/>
           </w:tcPr>
           <w:p>
             <w:pPr>
@@ -9059,7 +8899,7 @@
               <w:tl2br w:val="nil"/>
               <w:tr2bl w:val="nil"/>
             </w:tcBorders>
-            <w:shd w:val="clear" w:color="auto" w:fill="62B541"/>
+            <w:shd w:val="clear" w:color="auto" w:fill="0083C3"/>
             <w:vAlign w:val="center"/>
           </w:tcPr>
           <w:p>
@@ -9525,7 +9365,7 @@
           <w:rFonts w:ascii="Times New Roman" w:hAnsi="Times New Roman" w:eastAsia="微软雅黑" w:cs="黑体"/>
           <w:b/>
           <w:bCs/>
-          <w:color w:val="033F86"/>
+          <w:color w:val="0083C3"/>
           <w:sz w:val="24"/>
           <w:szCs w:val="30"/>
           <w:lang w:eastAsia="zh-CN"/>
@@ -9536,7 +9376,7 @@
           <w:rFonts w:ascii="Times New Roman" w:hAnsi="Times New Roman" w:eastAsia="微软雅黑" w:cs="黑体"/>
           <w:b/>
           <w:bCs/>
-          <w:color w:val="62B541"/>
+          <w:color w:val="0083C3"/>
           <w:sz w:val="24"/>
           <w:szCs w:val="30"/>
           <w:lang w:eastAsia="zh-CN"/>
@@ -9548,7 +9388,7 @@
           <w:rFonts w:hint="eastAsia" w:ascii="Times New Roman" w:hAnsi="Times New Roman" w:eastAsia="微软雅黑" w:cs="黑体"/>
           <w:b/>
           <w:bCs/>
-          <w:color w:val="62B541"/>
+          <w:color w:val="0083C3"/>
           <w:sz w:val="24"/>
           <w:szCs w:val="30"/>
           <w:lang w:eastAsia="zh-CN"/>
@@ -9560,7 +9400,7 @@
           <w:rFonts w:ascii="Times New Roman" w:hAnsi="Times New Roman" w:eastAsia="微软雅黑" w:cs="黑体"/>
           <w:b/>
           <w:bCs/>
-          <w:color w:val="033F86"/>
+          <w:color w:val="0083C3"/>
           <w:sz w:val="24"/>
           <w:szCs w:val="30"/>
           <w:lang w:eastAsia="zh-CN"/>
@@ -10816,7 +10656,7 @@
           <w:rFonts w:hint="eastAsia" w:ascii="Times New Roman" w:hAnsi="Times New Roman" w:eastAsia="微软雅黑" w:cs="黑体"/>
           <w:b/>
           <w:bCs/>
-          <w:color w:val="62B541"/>
+          <w:color w:val="0083C3"/>
           <w:sz w:val="24"/>
           <w:szCs w:val="30"/>
           <w:lang w:eastAsia="zh-CN"/>
@@ -10827,7 +10667,7 @@
           <w:rFonts w:hint="eastAsia" w:ascii="Times New Roman" w:hAnsi="Times New Roman" w:eastAsia="微软雅黑" w:cs="黑体"/>
           <w:b/>
           <w:bCs/>
-          <w:color w:val="62B541"/>
+          <w:color w:val="0083C3"/>
           <w:sz w:val="24"/>
           <w:szCs w:val="30"/>
           <w:lang w:eastAsia="zh-CN"/>
@@ -10882,6 +10722,12 @@
             <w:insideH w:val="single" w:color="62B541" w:sz="4" w:space="0"/>
             <w:insideV w:val="single" w:color="62B541" w:sz="4" w:space="0"/>
           </w:tblBorders>
+          <w:tblCellMar>
+            <w:top w:w="0" w:type="dxa"/>
+            <w:left w:w="0" w:type="dxa"/>
+            <w:bottom w:w="0" w:type="dxa"/>
+            <w:right w:w="0" w:type="dxa"/>
+          </w:tblCellMar>
         </w:tblPrEx>
         <w:trPr>
           <w:trHeight w:val="510" w:hRule="atLeast"/>
@@ -10890,10 +10736,12 @@
           <w:tcPr>
             <w:tcW w:w="2043" w:type="dxa"/>
             <w:tcBorders>
+              <w:top w:val="nil"/>
+              <w:left w:val="nil"/>
               <w:bottom w:val="nil"/>
               <w:right w:val="single" w:color="FFFFFF" w:themeColor="background1" w:sz="18" w:space="0"/>
             </w:tcBorders>
-            <w:shd w:val="clear" w:color="auto" w:fill="62B541"/>
+            <w:shd w:val="clear" w:color="auto" w:fill="0083C3"/>
             <w:vAlign w:val="center"/>
           </w:tcPr>
           <w:p>
@@ -10937,11 +10785,12 @@
           <w:tcPr>
             <w:tcW w:w="2093" w:type="dxa"/>
             <w:tcBorders>
+              <w:top w:val="nil"/>
               <w:left w:val="single" w:color="FFFFFF" w:themeColor="background1" w:sz="18" w:space="0"/>
               <w:bottom w:val="nil"/>
               <w:right w:val="single" w:color="FFFFFF" w:themeColor="background1" w:sz="18" w:space="0"/>
             </w:tcBorders>
-            <w:shd w:val="clear" w:color="auto" w:fill="62B541"/>
+            <w:shd w:val="clear" w:color="auto" w:fill="0083C3"/>
             <w:vAlign w:val="center"/>
           </w:tcPr>
           <w:p>
@@ -10985,10 +10834,12 @@
           <w:tcPr>
             <w:tcW w:w="5504" w:type="dxa"/>
             <w:tcBorders>
+              <w:top w:val="nil"/>
               <w:left w:val="single" w:color="FFFFFF" w:themeColor="background1" w:sz="18" w:space="0"/>
               <w:bottom w:val="nil"/>
+              <w:right w:val="nil"/>
             </w:tcBorders>
-            <w:shd w:val="clear" w:color="auto" w:fill="62B541"/>
+            <w:shd w:val="clear" w:color="auto" w:fill="0083C3"/>
             <w:vAlign w:val="center"/>
           </w:tcPr>
           <w:p>
@@ -11636,7 +11487,7 @@
           <w:rFonts w:hint="eastAsia" w:ascii="Times New Roman" w:hAnsi="Times New Roman" w:eastAsia="微软雅黑" w:cs="黑体"/>
           <w:b/>
           <w:bCs/>
-          <w:color w:val="62B541"/>
+          <w:color w:val="0083C3"/>
           <w:sz w:val="32"/>
           <w:szCs w:val="36"/>
           <w:lang w:val="en-US" w:eastAsia="zh-CN" w:bidi="ar-SA"/>
@@ -11653,7 +11504,7 @@
           <w:rFonts w:hint="eastAsia" w:ascii="Times New Roman" w:hAnsi="Times New Roman" w:eastAsia="微软雅黑" w:cs="黑体"/>
           <w:b/>
           <w:bCs/>
-          <w:color w:val="62B541"/>
+          <w:color w:val="0083C3"/>
           <w:sz w:val="32"/>
           <w:szCs w:val="36"/>
           <w:lang w:val="en-US" w:eastAsia="zh-CN" w:bidi="ar-SA"/>
@@ -11712,11 +11563,11 @@
           <w:lang w:val="en-US" w:eastAsia="zh-CN" w:bidi="ar"/>
         </w:rPr>
       </w:pPr>
-      <w:bookmarkStart w:id="54" w:name="_Toc27020"/>
-      <w:bookmarkStart w:id="55" w:name="_Toc15964"/>
-      <w:bookmarkStart w:id="56" w:name="_Toc21629"/>
-      <w:bookmarkStart w:id="57" w:name="_Toc28070"/>
-      <w:bookmarkStart w:id="58" w:name="_Toc6632"/>
+      <w:bookmarkStart w:id="54" w:name="_Toc28070"/>
+      <w:bookmarkStart w:id="55" w:name="_Toc27020"/>
+      <w:bookmarkStart w:id="56" w:name="_Toc6632"/>
+      <w:bookmarkStart w:id="57" w:name="_Toc15964"/>
+      <w:bookmarkStart w:id="58" w:name="_Toc21629"/>
       <w:r>
         <w:rPr>
           <w:rFonts w:hint="eastAsia" w:ascii="微软雅黑" w:hAnsi="微软雅黑" w:eastAsia="微软雅黑" w:cs="微软雅黑"/>
@@ -12005,10 +11856,10 @@
           <w:lang w:val="en-US" w:eastAsia="zh-CN" w:bidi="ar"/>
         </w:rPr>
       </w:pPr>
-      <w:bookmarkStart w:id="59" w:name="_Toc8902"/>
+      <w:bookmarkStart w:id="59" w:name="_Toc22405"/>
       <w:bookmarkStart w:id="60" w:name="_Toc30450"/>
       <w:bookmarkStart w:id="61" w:name="_Toc8282"/>
-      <w:bookmarkStart w:id="62" w:name="_Toc22405"/>
+      <w:bookmarkStart w:id="62" w:name="_Toc8902"/>
       <w:bookmarkStart w:id="63" w:name="_Toc30210"/>
       <w:r>
         <w:rPr>
@@ -12085,7 +11936,7 @@
               <w:bottom w:val="nil"/>
               <w:right w:val="single" w:color="FFFFFF" w:sz="18" w:space="0"/>
             </w:tcBorders>
-            <w:shd w:val="clear" w:color="auto" w:fill="62BC41"/>
+            <w:shd w:val="clear" w:color="auto" w:fill="0083C3"/>
             <w:vAlign w:val="center"/>
           </w:tcPr>
           <w:p>
@@ -12133,7 +11984,7 @@
               <w:bottom w:val="nil"/>
               <w:right w:val="single" w:color="FFFFFF" w:sz="18" w:space="0"/>
             </w:tcBorders>
-            <w:shd w:val="clear" w:color="auto" w:fill="62BC41"/>
+            <w:shd w:val="clear" w:color="auto" w:fill="0083C3"/>
             <w:vAlign w:val="center"/>
           </w:tcPr>
           <w:p>
@@ -12181,7 +12032,7 @@
               <w:bottom w:val="nil"/>
               <w:right w:val="single" w:color="FFFFFF" w:sz="18" w:space="0"/>
             </w:tcBorders>
-            <w:shd w:val="clear" w:color="auto" w:fill="62BC41"/>
+            <w:shd w:val="clear" w:color="auto" w:fill="0083C3"/>
             <w:vAlign w:val="center"/>
           </w:tcPr>
           <w:p>
@@ -12229,7 +12080,7 @@
               <w:bottom w:val="nil"/>
               <w:right w:val="single" w:color="FFFFFF" w:sz="18" w:space="0"/>
             </w:tcBorders>
-            <w:shd w:val="clear" w:color="auto" w:fill="62BC41"/>
+            <w:shd w:val="clear" w:color="auto" w:fill="0083C3"/>
             <w:vAlign w:val="center"/>
           </w:tcPr>
           <w:p>
@@ -12276,7 +12127,7 @@
               <w:left w:val="single" w:color="FFFFFF" w:sz="18" w:space="0"/>
               <w:bottom w:val="nil"/>
             </w:tcBorders>
-            <w:shd w:val="clear" w:color="auto" w:fill="62BC41"/>
+            <w:shd w:val="clear" w:color="auto" w:fill="0083C3"/>
             <w:vAlign w:val="center"/>
           </w:tcPr>
           <w:p>
@@ -13569,7 +13420,7 @@
           <w:rFonts w:hint="eastAsia" w:ascii="Times New Roman" w:hAnsi="Times New Roman" w:eastAsia="微软雅黑" w:cs="黑体"/>
           <w:b/>
           <w:bCs/>
-          <w:color w:val="62B541"/>
+          <w:color w:val="0083C3"/>
           <w:sz w:val="32"/>
           <w:szCs w:val="36"/>
           <w:lang w:val="en-US" w:eastAsia="zh-CN" w:bidi="ar-SA"/>
@@ -13580,14 +13431,14 @@
           </w14:shadow>
         </w:rPr>
       </w:pPr>
-      <w:bookmarkStart w:id="64" w:name="_Toc81326590"/>
-      <w:bookmarkStart w:id="65" w:name="_Toc30531"/>
+      <w:bookmarkStart w:id="64" w:name="_Toc30531"/>
+      <w:bookmarkStart w:id="65" w:name="_Toc81326590"/>
       <w:r>
         <w:rPr>
           <w:rFonts w:hint="eastAsia" w:ascii="Times New Roman" w:hAnsi="Times New Roman" w:eastAsia="微软雅黑" w:cs="黑体"/>
           <w:b/>
           <w:bCs/>
-          <w:color w:val="62B541"/>
+          <w:color w:val="0083C3"/>
           <w:sz w:val="32"/>
           <w:szCs w:val="36"/>
           <w:lang w:val="en-US" w:eastAsia="zh-CN" w:bidi="ar-SA"/>
@@ -13621,11 +13472,11 @@
           <w:lang w:val="en-US" w:eastAsia="zh-CN" w:bidi="ar"/>
         </w:rPr>
       </w:pPr>
-      <w:bookmarkStart w:id="66" w:name="_Toc24511"/>
-      <w:bookmarkStart w:id="67" w:name="_Toc19396"/>
+      <w:bookmarkStart w:id="66" w:name="_Toc7932"/>
+      <w:bookmarkStart w:id="67" w:name="_Toc24511"/>
       <w:bookmarkStart w:id="68" w:name="_Toc7994"/>
-      <w:bookmarkStart w:id="69" w:name="_Toc7932"/>
-      <w:bookmarkStart w:id="70" w:name="_Toc10597"/>
+      <w:bookmarkStart w:id="69" w:name="_Toc10597"/>
+      <w:bookmarkStart w:id="70" w:name="_Toc19396"/>
       <w:r>
         <w:rPr>
           <w:rFonts w:hint="eastAsia" w:ascii="微软雅黑" w:hAnsi="微软雅黑" w:eastAsia="微软雅黑" w:cs="微软雅黑"/>
@@ -14123,9 +13974,9 @@
           <w:lang w:val="en-US" w:eastAsia="zh-CN" w:bidi="ar"/>
         </w:rPr>
       </w:pPr>
-      <w:bookmarkStart w:id="71" w:name="_Toc19443"/>
-      <w:bookmarkStart w:id="72" w:name="_Toc15763"/>
-      <w:bookmarkStart w:id="73" w:name="_Toc8857"/>
+      <w:bookmarkStart w:id="71" w:name="_Toc8857"/>
+      <w:bookmarkStart w:id="72" w:name="_Toc19443"/>
+      <w:bookmarkStart w:id="73" w:name="_Toc15763"/>
       <w:bookmarkStart w:id="74" w:name="_Toc18423"/>
       <w:bookmarkStart w:id="75" w:name="_Toc13439"/>
       <w:r>
@@ -14268,7 +14119,7 @@
               <w:bottom w:val="nil"/>
               <w:right w:val="single" w:color="FFFFFF" w:sz="18" w:space="0"/>
             </w:tcBorders>
-            <w:shd w:val="clear" w:color="auto" w:fill="62BC41"/>
+            <w:shd w:val="clear" w:color="auto" w:fill="0083C3"/>
             <w:vAlign w:val="center"/>
           </w:tcPr>
           <w:p>
@@ -14319,7 +14170,7 @@
               <w:bottom w:val="nil"/>
               <w:right w:val="single" w:color="FFFFFF" w:sz="18" w:space="0"/>
             </w:tcBorders>
-            <w:shd w:val="clear" w:color="auto" w:fill="62BC41"/>
+            <w:shd w:val="clear" w:color="auto" w:fill="0083C3"/>
             <w:vAlign w:val="center"/>
           </w:tcPr>
           <w:p>
@@ -14370,7 +14221,7 @@
               <w:bottom w:val="nil"/>
               <w:right w:val="nil"/>
             </w:tcBorders>
-            <w:shd w:val="clear" w:color="auto" w:fill="62BC41"/>
+            <w:shd w:val="clear" w:color="auto" w:fill="0083C3"/>
             <w:vAlign w:val="center"/>
           </w:tcPr>
           <w:p>
@@ -15178,8 +15029,6 @@
               </w:rPr>
               <w:t>pT1-3和pN1 (1-3淋巴结阳性)且RS &lt;26的绝经前肿瘤患者，与内分泌单一疗法相比，内分泌疗结合化疗可降低远期复发率，但尚不清楚这种疗效改善是否是由于化疗促进了卵巢抑制作用而引起的。对于这类患者，可考虑化疗结合内分泌治疗，或者卵巢功能抑制剂联合他莫昔芬或AI。</w:t>
             </w:r>
-            <w:bookmarkStart w:id="94" w:name="_GoBack"/>
-            <w:bookmarkEnd w:id="94"/>
           </w:p>
         </w:tc>
       </w:tr>
@@ -15523,7 +15372,7 @@
         <w:jc w:val="left"/>
         <w:rPr>
           <w:rFonts w:hint="eastAsia" w:ascii="Times New Roman" w:hAnsi="Times New Roman"/>
-          <w:color w:val="62B541"/>
+          <w:color w:val="0083C3"/>
           <w:sz w:val="32"/>
           <w14:shadow w14:blurRad="50800" w14:dist="38100" w14:dir="10800000" w14:sx="100000" w14:sy="100000" w14:kx="0" w14:ky="0" w14:algn="r">
             <w14:srgbClr w14:val="62B541">
@@ -15532,13 +15381,13 @@
           </w14:shadow>
         </w:rPr>
       </w:pPr>
-      <w:bookmarkStart w:id="76" w:name="_Toc81326587"/>
-      <w:bookmarkStart w:id="77" w:name="_Toc81251349"/>
-      <w:bookmarkStart w:id="78" w:name="_Toc32037"/>
+      <w:bookmarkStart w:id="76" w:name="_Toc32037"/>
+      <w:bookmarkStart w:id="77" w:name="_Toc81326587"/>
+      <w:bookmarkStart w:id="78" w:name="_Toc81251349"/>
       <w:r>
         <w:rPr>
           <w:rFonts w:hint="eastAsia" w:ascii="Times New Roman" w:hAnsi="Times New Roman"/>
-          <w:color w:val="62B541"/>
+          <w:color w:val="0083C3"/>
           <w:sz w:val="32"/>
           <w14:shadow w14:blurRad="50800" w14:dist="38100" w14:dir="10800000" w14:sx="100000" w14:sy="100000" w14:kx="0" w14:ky="0" w14:algn="r">
             <w14:srgbClr w14:val="62B541">
@@ -16180,7 +16029,7 @@
         <w:jc w:val="left"/>
         <w:rPr>
           <w:rFonts w:hint="eastAsia" w:ascii="Times New Roman" w:hAnsi="Times New Roman"/>
-          <w:color w:val="62B541"/>
+          <w:color w:val="0083C3"/>
           <w:sz w:val="32"/>
           <w:lang w:eastAsia="zh-CN"/>
           <w14:shadow w14:blurRad="50800" w14:dist="38100" w14:dir="10800000" w14:sx="100000" w14:sy="100000" w14:kx="0" w14:ky="0" w14:algn="r">
@@ -16190,21 +16039,22 @@
           </w14:shadow>
         </w:rPr>
       </w:pPr>
-      <w:bookmarkStart w:id="79" w:name="_Toc9662"/>
-      <w:bookmarkStart w:id="80" w:name="_Toc13275"/>
-      <w:bookmarkStart w:id="81" w:name="_Toc22623"/>
-      <w:bookmarkStart w:id="82" w:name="_Toc31804"/>
-      <w:bookmarkStart w:id="83" w:name="_Toc22162_WPSOffice_Level1"/>
-      <w:bookmarkStart w:id="84" w:name="_Toc19584_WPSOffice_Level1"/>
-      <w:bookmarkStart w:id="85" w:name="_Toc107825571"/>
-      <w:bookmarkStart w:id="86" w:name="_Toc14611_WPSOffice_Level1"/>
-      <w:bookmarkStart w:id="87" w:name="_Toc16927"/>
-      <w:bookmarkStart w:id="88" w:name="_Toc21361"/>
-      <w:bookmarkStart w:id="89" w:name="_Toc17792_WPSOffice_Level2"/>
+      <w:bookmarkStart w:id="79" w:name="_Toc21361"/>
+      <w:bookmarkStart w:id="80" w:name="_Toc17792_WPSOffice_Level2"/>
+      <w:bookmarkStart w:id="81" w:name="_Toc22162_WPSOffice_Level1"/>
+      <w:bookmarkStart w:id="82" w:name="_Toc9662"/>
+      <w:bookmarkStart w:id="83" w:name="_Toc14611_WPSOffice_Level1"/>
+      <w:bookmarkStart w:id="84" w:name="_Toc13275"/>
+      <w:bookmarkStart w:id="85" w:name="_Toc31804"/>
+      <w:bookmarkStart w:id="86" w:name="_Toc22623"/>
+      <w:bookmarkStart w:id="87" w:name="_Toc19584_WPSOffice_Level1"/>
+      <w:bookmarkStart w:id="88" w:name="_Toc16927"/>
+      <w:bookmarkStart w:id="89" w:name="_Toc107825571"/>
+      <w:bookmarkStart w:id="94" w:name="_GoBack"/>
       <w:r>
         <w:rPr>
           <w:rFonts w:hint="eastAsia" w:ascii="Times New Roman" w:hAnsi="Times New Roman"/>
-          <w:color w:val="62B541"/>
+          <w:color w:val="0083C3"/>
           <w:sz w:val="32"/>
           <w:lang w:eastAsia="zh-CN"/>
           <w14:shadow w14:blurRad="50800" w14:dist="38100" w14:dir="10800000" w14:sx="100000" w14:sy="100000" w14:kx="0" w14:ky="0" w14:algn="r">
@@ -16227,6 +16077,7 @@
       <w:bookmarkEnd w:id="88"/>
       <w:bookmarkEnd w:id="89"/>
     </w:p>
+    <w:bookmarkEnd w:id="94"/>
     <w:p>
       <w:pPr>
         <w:numPr>
@@ -16240,9 +16091,9 @@
         </w:rPr>
       </w:pPr>
       <w:bookmarkStart w:id="90" w:name="_Toc4053"/>
-      <w:bookmarkStart w:id="91" w:name="_Toc27691"/>
-      <w:bookmarkStart w:id="92" w:name="_Toc18033"/>
-      <w:bookmarkStart w:id="93" w:name="_Toc11768"/>
+      <w:bookmarkStart w:id="91" w:name="_Toc18033"/>
+      <w:bookmarkStart w:id="92" w:name="_Toc11768"/>
+      <w:bookmarkStart w:id="93" w:name="_Toc27691"/>
       <w:r>
         <w:rPr>
           <w:rFonts w:hint="default" w:ascii="Times New Roman" w:hAnsi="Times New Roman" w:eastAsia="微软雅黑" w:cs="Times New Roman"/>
@@ -17952,7 +17803,7 @@
       <w:rFonts w:ascii="Times New Roman" w:hAnsi="Times New Roman" w:eastAsia="微软雅黑" w:cs="黑体"/>
       <w:b/>
       <w:bCs/>
-      <w:color w:val="00B050"/>
+      <w:color w:val="0083C3"/>
       <w:sz w:val="28"/>
       <w:szCs w:val="36"/>
       <w:lang w:eastAsia="zh-CN"/>
@@ -18243,9 +18094,9 @@
       </w:numPr>
     </w:pPr>
     <w:rPr>
-      <w:rFonts w:cs="Times New Roman"/>
+      <w:rFonts w:ascii="Times New Roman" w:hAnsi="Times New Roman" w:cs="Times New Roman"/>
       <w:bCs w:val="0"/>
-      <w:color w:val="45A3A7"/>
+      <w:color w:val="0083C3"/>
     </w:rPr>
   </w:style>
   <w:style w:type="paragraph" w:customStyle="1" w:styleId="24">
@@ -18449,7 +18300,7 @@
       <w:rFonts w:ascii="Times New Roman" w:hAnsi="Times New Roman" w:eastAsia="微软雅黑" w:cs="黑体"/>
       <w:b/>
       <w:bCs/>
-      <w:color w:val="00B050"/>
+      <w:color w:val="0083C3"/>
       <w:sz w:val="28"/>
       <w:szCs w:val="36"/>
       <w:lang w:eastAsia="zh-CN"/>

--- a/WebContent/docx/乳腺癌21基因报告.docx
+++ b/WebContent/docx/乳腺癌21基因报告.docx
@@ -11,8 +11,8 @@
           <w:lang w:eastAsia="zh-CN"/>
         </w:rPr>
       </w:pPr>
-      <w:bookmarkStart w:id="0" w:name="_Toc12869"/>
-      <w:bookmarkStart w:id="1" w:name="_Toc26189"/>
+      <w:bookmarkStart w:id="0" w:name="_Toc26189"/>
+      <w:bookmarkStart w:id="1" w:name="_Toc12869"/>
     </w:p>
     <w:p>
       <w:pPr>
@@ -370,6 +370,7 @@
           <w:lang w:eastAsia="zh-CN"/>
         </w:rPr>
         <w:sectPr>
+          <w:headerReference r:id="rId3" w:type="default"/>
           <w:pgSz w:w="11911" w:h="16838"/>
           <w:pgMar w:top="1037" w:right="1020" w:bottom="981" w:left="1020" w:header="0" w:footer="720" w:gutter="0"/>
           <w:pgBorders>
@@ -2243,6 +2244,8 @@
             </w:rPr>
             <w:fldChar w:fldCharType="end"/>
           </w:r>
+          <w:bookmarkStart w:id="94" w:name="_GoBack"/>
+          <w:bookmarkEnd w:id="94"/>
         </w:p>
       </w:sdtContent>
     </w:sdt>
@@ -2259,8 +2262,8 @@
           <w:lang w:eastAsia="zh-CN"/>
         </w:rPr>
         <w:sectPr>
-          <w:headerReference r:id="rId3" w:type="default"/>
-          <w:footerReference r:id="rId4" w:type="default"/>
+          <w:headerReference r:id="rId4" w:type="default"/>
+          <w:footerReference r:id="rId5" w:type="default"/>
           <w:pgSz w:w="11911" w:h="16838"/>
           <w:pgMar w:top="1037" w:right="1020" w:bottom="981" w:left="1020" w:header="0" w:footer="720" w:gutter="0"/>
           <w:pgBorders>
@@ -2296,16 +2299,16 @@
           </w14:shadow>
         </w:rPr>
       </w:pPr>
-      <w:bookmarkStart w:id="2" w:name="_Toc107825547"/>
-      <w:bookmarkStart w:id="3" w:name="_Toc13806"/>
-      <w:bookmarkStart w:id="4" w:name="_Toc4588"/>
-      <w:bookmarkStart w:id="5" w:name="_Toc14459"/>
-      <w:bookmarkStart w:id="6" w:name="_Toc24178_WPSOffice_Level1"/>
-      <w:bookmarkStart w:id="7" w:name="_Toc3619"/>
-      <w:bookmarkStart w:id="8" w:name="_Toc30143_WPSOffice_Level1"/>
-      <w:bookmarkStart w:id="9" w:name="_Toc21009_WPSOffice_Level1"/>
-      <w:bookmarkStart w:id="10" w:name="_Toc21669"/>
-      <w:bookmarkStart w:id="11" w:name="_Toc14123"/>
+      <w:bookmarkStart w:id="2" w:name="_Toc4588"/>
+      <w:bookmarkStart w:id="3" w:name="_Toc24178_WPSOffice_Level1"/>
+      <w:bookmarkStart w:id="4" w:name="_Toc14123"/>
+      <w:bookmarkStart w:id="5" w:name="_Toc3619"/>
+      <w:bookmarkStart w:id="6" w:name="_Toc21009_WPSOffice_Level1"/>
+      <w:bookmarkStart w:id="7" w:name="_Toc13806"/>
+      <w:bookmarkStart w:id="8" w:name="_Toc107825547"/>
+      <w:bookmarkStart w:id="9" w:name="_Toc21669"/>
+      <w:bookmarkStart w:id="10" w:name="_Toc14459"/>
+      <w:bookmarkStart w:id="11" w:name="_Toc30143_WPSOffice_Level1"/>
       <w:r>
         <w:rPr>
           <w:rFonts w:ascii="Times New Roman" w:hAnsi="Times New Roman"/>
@@ -3094,15 +3097,15 @@
           </w14:shadow>
         </w:rPr>
       </w:pPr>
-      <w:bookmarkStart w:id="12" w:name="_Toc18062_WPSOffice_Level1"/>
+      <w:bookmarkStart w:id="12" w:name="_Toc107825548"/>
       <w:bookmarkStart w:id="13" w:name="_Toc29272"/>
-      <w:bookmarkStart w:id="14" w:name="_Toc14797"/>
-      <w:bookmarkStart w:id="15" w:name="_Toc4492"/>
-      <w:bookmarkStart w:id="16" w:name="_Toc7021_WPSOffice_Level1"/>
-      <w:bookmarkStart w:id="17" w:name="_Toc26731"/>
-      <w:bookmarkStart w:id="18" w:name="_Toc11015_WPSOffice_Level1"/>
-      <w:bookmarkStart w:id="19" w:name="_Toc17451"/>
-      <w:bookmarkStart w:id="20" w:name="_Toc107825548"/>
+      <w:bookmarkStart w:id="14" w:name="_Toc4492"/>
+      <w:bookmarkStart w:id="15" w:name="_Toc7021_WPSOffice_Level1"/>
+      <w:bookmarkStart w:id="16" w:name="_Toc11015_WPSOffice_Level1"/>
+      <w:bookmarkStart w:id="17" w:name="_Toc17451"/>
+      <w:bookmarkStart w:id="18" w:name="_Toc18062_WPSOffice_Level1"/>
+      <w:bookmarkStart w:id="19" w:name="_Toc26731"/>
+      <w:bookmarkStart w:id="20" w:name="_Toc14797"/>
       <w:bookmarkStart w:id="21" w:name="_Toc3823"/>
       <w:r>
         <w:rPr>
@@ -3249,9 +3252,9 @@
       </w:pPr>
       <w:bookmarkStart w:id="23" w:name="_Toc25920"/>
       <w:bookmarkStart w:id="24" w:name="_Toc18058"/>
-      <w:bookmarkStart w:id="25" w:name="_Toc6221_WPSOffice_Level1"/>
-      <w:bookmarkStart w:id="26" w:name="_Toc16576"/>
-      <w:bookmarkStart w:id="27" w:name="_Toc23369_WPSOffice_Level1"/>
+      <w:bookmarkStart w:id="25" w:name="_Toc16576"/>
+      <w:bookmarkStart w:id="26" w:name="_Toc23369_WPSOffice_Level1"/>
+      <w:bookmarkStart w:id="27" w:name="_Toc6221_WPSOffice_Level1"/>
       <w:bookmarkStart w:id="28" w:name="_Toc149837253"/>
       <w:bookmarkStart w:id="29" w:name="_Toc29826"/>
       <w:bookmarkStart w:id="30" w:name="_Toc30197"/>
@@ -3321,8 +3324,8 @@
           <w:lang w:eastAsia="zh-CN"/>
         </w:rPr>
       </w:pPr>
-      <w:bookmarkStart w:id="31" w:name="_Toc15649"/>
-      <w:bookmarkStart w:id="32" w:name="_Toc149837254"/>
+      <w:bookmarkStart w:id="31" w:name="_Toc149837254"/>
+      <w:bookmarkStart w:id="32" w:name="_Toc15649"/>
       <w:bookmarkStart w:id="33" w:name="_Toc777"/>
       <w:r>
         <w:rPr>
@@ -4049,11 +4052,11 @@
           <w:lang w:eastAsia="zh-CN"/>
         </w:rPr>
       </w:pPr>
-      <w:bookmarkStart w:id="34" w:name="_Toc18552"/>
-      <w:bookmarkStart w:id="35" w:name="_Toc19024"/>
+      <w:bookmarkStart w:id="34" w:name="_Toc19024"/>
+      <w:bookmarkStart w:id="35" w:name="_Toc25603"/>
       <w:bookmarkStart w:id="36" w:name="_Toc16466"/>
-      <w:bookmarkStart w:id="37" w:name="_Toc25603"/>
-      <w:bookmarkStart w:id="38" w:name="_Toc8800"/>
+      <w:bookmarkStart w:id="37" w:name="_Toc8800"/>
+      <w:bookmarkStart w:id="38" w:name="_Toc18552"/>
       <w:bookmarkStart w:id="39" w:name="_Toc14264"/>
       <w:r>
         <w:rPr>
@@ -4188,8 +4191,8 @@
       </w:pPr>
       <w:bookmarkStart w:id="40" w:name="_Toc23941"/>
       <w:bookmarkStart w:id="41" w:name="_Toc7030"/>
-      <w:bookmarkStart w:id="42" w:name="_Toc24726"/>
-      <w:bookmarkStart w:id="43" w:name="_Toc31071"/>
+      <w:bookmarkStart w:id="42" w:name="_Toc31071"/>
+      <w:bookmarkStart w:id="43" w:name="_Toc24726"/>
       <w:r>
         <w:rPr>
           <w:rFonts w:hint="eastAsia"/>
@@ -8236,10 +8239,10 @@
         </w:rPr>
       </w:pPr>
       <w:bookmarkStart w:id="47" w:name="_Toc106719764"/>
-      <w:bookmarkStart w:id="48" w:name="_Toc25849"/>
-      <w:bookmarkStart w:id="49" w:name="_Toc5244"/>
-      <w:bookmarkStart w:id="50" w:name="_Toc20034"/>
-      <w:bookmarkStart w:id="51" w:name="_Toc6972"/>
+      <w:bookmarkStart w:id="48" w:name="_Toc5244"/>
+      <w:bookmarkStart w:id="49" w:name="_Toc20034"/>
+      <w:bookmarkStart w:id="50" w:name="_Toc6972"/>
+      <w:bookmarkStart w:id="51" w:name="_Toc25849"/>
       <w:bookmarkStart w:id="52" w:name="_Toc10223"/>
       <w:r>
         <w:rPr>
@@ -11563,11 +11566,11 @@
           <w:lang w:val="en-US" w:eastAsia="zh-CN" w:bidi="ar"/>
         </w:rPr>
       </w:pPr>
-      <w:bookmarkStart w:id="54" w:name="_Toc28070"/>
-      <w:bookmarkStart w:id="55" w:name="_Toc27020"/>
-      <w:bookmarkStart w:id="56" w:name="_Toc6632"/>
-      <w:bookmarkStart w:id="57" w:name="_Toc15964"/>
-      <w:bookmarkStart w:id="58" w:name="_Toc21629"/>
+      <w:bookmarkStart w:id="54" w:name="_Toc27020"/>
+      <w:bookmarkStart w:id="55" w:name="_Toc15964"/>
+      <w:bookmarkStart w:id="56" w:name="_Toc21629"/>
+      <w:bookmarkStart w:id="57" w:name="_Toc6632"/>
+      <w:bookmarkStart w:id="58" w:name="_Toc28070"/>
       <w:r>
         <w:rPr>
           <w:rFonts w:hint="eastAsia" w:ascii="微软雅黑" w:hAnsi="微软雅黑" w:eastAsia="微软雅黑" w:cs="微软雅黑"/>
@@ -11858,9 +11861,9 @@
       </w:pPr>
       <w:bookmarkStart w:id="59" w:name="_Toc22405"/>
       <w:bookmarkStart w:id="60" w:name="_Toc30450"/>
-      <w:bookmarkStart w:id="61" w:name="_Toc8282"/>
-      <w:bookmarkStart w:id="62" w:name="_Toc8902"/>
-      <w:bookmarkStart w:id="63" w:name="_Toc30210"/>
+      <w:bookmarkStart w:id="61" w:name="_Toc8902"/>
+      <w:bookmarkStart w:id="62" w:name="_Toc30210"/>
+      <w:bookmarkStart w:id="63" w:name="_Toc8282"/>
       <w:r>
         <w:rPr>
           <w:rFonts w:hint="eastAsia" w:ascii="微软雅黑" w:hAnsi="微软雅黑" w:eastAsia="微软雅黑" w:cs="微软雅黑"/>
@@ -13431,8 +13434,8 @@
           </w14:shadow>
         </w:rPr>
       </w:pPr>
-      <w:bookmarkStart w:id="64" w:name="_Toc30531"/>
-      <w:bookmarkStart w:id="65" w:name="_Toc81326590"/>
+      <w:bookmarkStart w:id="64" w:name="_Toc81326590"/>
+      <w:bookmarkStart w:id="65" w:name="_Toc30531"/>
       <w:r>
         <w:rPr>
           <w:rFonts w:hint="eastAsia" w:ascii="Times New Roman" w:hAnsi="Times New Roman" w:eastAsia="微软雅黑" w:cs="黑体"/>
@@ -13974,11 +13977,11 @@
           <w:lang w:val="en-US" w:eastAsia="zh-CN" w:bidi="ar"/>
         </w:rPr>
       </w:pPr>
-      <w:bookmarkStart w:id="71" w:name="_Toc8857"/>
-      <w:bookmarkStart w:id="72" w:name="_Toc19443"/>
-      <w:bookmarkStart w:id="73" w:name="_Toc15763"/>
+      <w:bookmarkStart w:id="71" w:name="_Toc19443"/>
+      <w:bookmarkStart w:id="72" w:name="_Toc8857"/>
+      <w:bookmarkStart w:id="73" w:name="_Toc13439"/>
       <w:bookmarkStart w:id="74" w:name="_Toc18423"/>
-      <w:bookmarkStart w:id="75" w:name="_Toc13439"/>
+      <w:bookmarkStart w:id="75" w:name="_Toc15763"/>
       <w:r>
         <w:rPr>
           <w:rFonts w:hint="eastAsia" w:ascii="微软雅黑" w:hAnsi="微软雅黑" w:eastAsia="微软雅黑" w:cs="微软雅黑"/>
@@ -16042,15 +16045,14 @@
       <w:bookmarkStart w:id="79" w:name="_Toc21361"/>
       <w:bookmarkStart w:id="80" w:name="_Toc17792_WPSOffice_Level2"/>
       <w:bookmarkStart w:id="81" w:name="_Toc22162_WPSOffice_Level1"/>
-      <w:bookmarkStart w:id="82" w:name="_Toc9662"/>
-      <w:bookmarkStart w:id="83" w:name="_Toc14611_WPSOffice_Level1"/>
-      <w:bookmarkStart w:id="84" w:name="_Toc13275"/>
-      <w:bookmarkStart w:id="85" w:name="_Toc31804"/>
-      <w:bookmarkStart w:id="86" w:name="_Toc22623"/>
-      <w:bookmarkStart w:id="87" w:name="_Toc19584_WPSOffice_Level1"/>
-      <w:bookmarkStart w:id="88" w:name="_Toc16927"/>
-      <w:bookmarkStart w:id="89" w:name="_Toc107825571"/>
-      <w:bookmarkStart w:id="94" w:name="_GoBack"/>
+      <w:bookmarkStart w:id="82" w:name="_Toc107825571"/>
+      <w:bookmarkStart w:id="83" w:name="_Toc31804"/>
+      <w:bookmarkStart w:id="84" w:name="_Toc14611_WPSOffice_Level1"/>
+      <w:bookmarkStart w:id="85" w:name="_Toc19584_WPSOffice_Level1"/>
+      <w:bookmarkStart w:id="86" w:name="_Toc13275"/>
+      <w:bookmarkStart w:id="87" w:name="_Toc9662"/>
+      <w:bookmarkStart w:id="88" w:name="_Toc22623"/>
+      <w:bookmarkStart w:id="89" w:name="_Toc16927"/>
       <w:r>
         <w:rPr>
           <w:rFonts w:hint="eastAsia" w:ascii="Times New Roman" w:hAnsi="Times New Roman"/>
@@ -16077,7 +16079,6 @@
       <w:bookmarkEnd w:id="88"/>
       <w:bookmarkEnd w:id="89"/>
     </w:p>
-    <w:bookmarkEnd w:id="94"/>
     <w:p>
       <w:pPr>
         <w:numPr>
@@ -16299,8 +16300,8 @@
       </w:pPr>
     </w:p>
     <w:sectPr>
-      <w:headerReference r:id="rId5" w:type="default"/>
-      <w:footerReference r:id="rId6" w:type="default"/>
+      <w:headerReference r:id="rId6" w:type="default"/>
+      <w:footerReference r:id="rId7" w:type="default"/>
       <w:pgSz w:w="11911" w:h="16838"/>
       <w:pgMar w:top="1037" w:right="1020" w:bottom="981" w:left="1020" w:header="0" w:footer="720" w:gutter="0"/>
       <w:pgBorders>
@@ -16758,16 +16759,56 @@
 <w:hdr xmlns:wpc="http://schemas.microsoft.com/office/word/2010/wordprocessingCanvas" xmlns:mc="http://schemas.openxmlformats.org/markup-compatibility/2006" xmlns:o="urn:schemas-microsoft-com:office:office" xmlns:r="http://schemas.openxmlformats.org/officeDocument/2006/relationships" xmlns:m="http://schemas.openxmlformats.org/officeDocument/2006/math" xmlns:v="urn:schemas-microsoft-com:vml" xmlns:wp14="http://schemas.microsoft.com/office/word/2010/wordprocessingDrawing" xmlns:wp="http://schemas.openxmlformats.org/drawingml/2006/wordprocessingDrawing" xmlns:w10="urn:schemas-microsoft-com:office:word" xmlns:w="http://schemas.openxmlformats.org/wordprocessingml/2006/main" xmlns:w14="http://schemas.microsoft.com/office/word/2010/wordml" xmlns:w15="http://schemas.microsoft.com/office/word/2012/wordml" xmlns:wpg="http://schemas.microsoft.com/office/word/2010/wordprocessingGroup" xmlns:wpi="http://schemas.microsoft.com/office/word/2010/wordprocessingInk" xmlns:wne="http://schemas.microsoft.com/office/word/2006/wordml" xmlns:wps="http://schemas.microsoft.com/office/word/2010/wordprocessingShape" xmlns:wpsCustomData="http://www.wps.cn/officeDocument/2013/wpsCustomData" mc:Ignorable="w14 w15 wp14">
   <w:p>
     <w:pPr>
+      <w:pStyle w:val="10"/>
+    </w:pPr>
+    <w:r>
+      <w:rPr>
+        <w:sz w:val="18"/>
+      </w:rPr>
+      <w:pict>
+        <v:shape id="PowerPlusWaterMarkObject291817" o:spid="_x0000_s2049" o:spt="136" type="#_x0000_t136" style="position:absolute;left:0pt;height:48.3pt;width:166.5pt;mso-position-horizontal:center;mso-position-horizontal-relative:margin;mso-position-vertical:center;mso-position-vertical-relative:margin;rotation:-2949120f;z-index:-251656192;mso-width-relative:page;mso-height-relative:page;" fillcolor="#C0C0C0" filled="t" stroked="f" coordsize="21600,21600" adj="10800">
+          <v:path/>
+          <v:fill on="t" opacity="32768f" focussize="0,0"/>
+          <v:stroke on="f"/>
+          <v:imagedata o:title=""/>
+          <o:lock v:ext="edit" aspectratio="t"/>
+          <v:textpath on="t" fitshape="t" fitpath="t" trim="t" xscale="f" string="{{ client }}" style="font-family:微软雅黑;font-size:48pt;v-same-letter-heights:f;v-text-align:center;"/>
+        </v:shape>
+      </w:pict>
+    </w:r>
+  </w:p>
+</w:hdr>
+</file>
+
+<file path=word/header2.xml><?xml version="1.0" encoding="utf-8"?>
+<w:hdr xmlns:wpc="http://schemas.microsoft.com/office/word/2010/wordprocessingCanvas" xmlns:mc="http://schemas.openxmlformats.org/markup-compatibility/2006" xmlns:o="urn:schemas-microsoft-com:office:office" xmlns:r="http://schemas.openxmlformats.org/officeDocument/2006/relationships" xmlns:m="http://schemas.openxmlformats.org/officeDocument/2006/math" xmlns:v="urn:schemas-microsoft-com:vml" xmlns:wp14="http://schemas.microsoft.com/office/word/2010/wordprocessingDrawing" xmlns:wp="http://schemas.openxmlformats.org/drawingml/2006/wordprocessingDrawing" xmlns:w10="urn:schemas-microsoft-com:office:word" xmlns:w="http://schemas.openxmlformats.org/wordprocessingml/2006/main" xmlns:w14="http://schemas.microsoft.com/office/word/2010/wordml" xmlns:w15="http://schemas.microsoft.com/office/word/2012/wordml" xmlns:wpg="http://schemas.microsoft.com/office/word/2010/wordprocessingGroup" xmlns:wpi="http://schemas.microsoft.com/office/word/2010/wordprocessingInk" xmlns:wne="http://schemas.microsoft.com/office/word/2006/wordml" xmlns:wps="http://schemas.microsoft.com/office/word/2010/wordprocessingShape" xmlns:wpsCustomData="http://www.wps.cn/officeDocument/2013/wpsCustomData" mc:Ignorable="w14 w15 wp14">
+  <w:p>
+    <w:pPr>
       <w:jc w:val="right"/>
       <w:rPr>
         <w:lang w:eastAsia="zh-CN"/>
       </w:rPr>
     </w:pPr>
+    <w:r>
+      <w:rPr>
+        <w:sz w:val="18"/>
+      </w:rPr>
+      <w:pict>
+        <v:shape id="_x0000_s2050" o:spid="_x0000_s2050" o:spt="136" type="#_x0000_t136" style="position:absolute;left:0pt;height:48.3pt;width:166.5pt;mso-position-horizontal:center;mso-position-horizontal-relative:margin;mso-position-vertical:center;mso-position-vertical-relative:margin;rotation:-2949120f;z-index:-251655168;mso-width-relative:page;mso-height-relative:page;" fillcolor="#C0C0C0" filled="t" stroked="f" coordsize="21600,21600" adj="10800">
+          <v:path/>
+          <v:fill on="t" opacity="32768f" focussize="0,0"/>
+          <v:stroke on="f"/>
+          <v:imagedata o:title=""/>
+          <o:lock v:ext="edit" aspectratio="t"/>
+          <v:textpath on="t" fitshape="t" fitpath="t" trim="t" xscale="f" string="{{ client }}" style="font-family:微软雅黑;font-size:48pt;v-same-letter-heights:f;v-text-align:center;"/>
+        </v:shape>
+      </w:pict>
+    </w:r>
   </w:p>
 </w:hdr>
 </file>
 
-<file path=word/header2.xml><?xml version="1.0" encoding="utf-8"?>
+<file path=word/header3.xml><?xml version="1.0" encoding="utf-8"?>
 <w:hdr xmlns:wpc="http://schemas.microsoft.com/office/word/2010/wordprocessingCanvas" xmlns:mc="http://schemas.openxmlformats.org/markup-compatibility/2006" xmlns:o="urn:schemas-microsoft-com:office:office" xmlns:r="http://schemas.openxmlformats.org/officeDocument/2006/relationships" xmlns:m="http://schemas.openxmlformats.org/officeDocument/2006/math" xmlns:v="urn:schemas-microsoft-com:vml" xmlns:wp14="http://schemas.microsoft.com/office/word/2010/wordprocessingDrawing" xmlns:wp="http://schemas.openxmlformats.org/drawingml/2006/wordprocessingDrawing" xmlns:w10="urn:schemas-microsoft-com:office:word" xmlns:w="http://schemas.openxmlformats.org/wordprocessingml/2006/main" xmlns:w14="http://schemas.microsoft.com/office/word/2010/wordml" xmlns:w15="http://schemas.microsoft.com/office/word/2012/wordml" xmlns:wpg="http://schemas.microsoft.com/office/word/2010/wordprocessingGroup" xmlns:wpi="http://schemas.microsoft.com/office/word/2010/wordprocessingInk" xmlns:wne="http://schemas.microsoft.com/office/word/2006/wordml" xmlns:wps="http://schemas.microsoft.com/office/word/2010/wordprocessingShape" xmlns:wpsCustomData="http://www.wps.cn/officeDocument/2013/wpsCustomData" mc:Ignorable="w14 w15 wp14">
   <w:p>
     <w:pPr>
@@ -16777,6 +16818,21 @@
         <w:lang w:eastAsia="zh-CN"/>
       </w:rPr>
     </w:pPr>
+    <w:r>
+      <w:rPr>
+        <w:sz w:val="18"/>
+      </w:rPr>
+      <w:pict>
+        <v:shape id="_x0000_s2051" o:spid="_x0000_s2051" o:spt="136" type="#_x0000_t136" style="position:absolute;left:0pt;height:48.3pt;width:166.5pt;mso-position-horizontal:center;mso-position-horizontal-relative:margin;mso-position-vertical:center;mso-position-vertical-relative:margin;rotation:-2949120f;z-index:-251654144;mso-width-relative:page;mso-height-relative:page;" fillcolor="#C0C0C0" filled="t" stroked="f" coordsize="21600,21600" adj="10800">
+          <v:path/>
+          <v:fill on="t" opacity="32768f" focussize="0,0"/>
+          <v:stroke on="f"/>
+          <v:imagedata o:title=""/>
+          <o:lock v:ext="edit" aspectratio="t"/>
+          <v:textpath on="t" fitshape="t" fitpath="t" trim="t" xscale="f" string="{{ client }}" style="font-family:微软雅黑;font-size:48pt;v-same-letter-heights:f;v-text-align:center;"/>
+        </v:shape>
+      </w:pict>
+    </w:r>
   </w:p>
 </w:hdr>
 </file>
@@ -18676,6 +18732,9 @@
     <customSectPr/>
   </customSectProps>
   <customShpExts>
+    <customShpInfo spid="_x0000_s2049"/>
+    <customShpInfo spid="_x0000_s2050"/>
+    <customShpInfo spid="_x0000_s2051"/>
     <customShpInfo spid="_x0000_s1026" textRotate="1"/>
   </customShpExts>
 </s:customData>

--- a/WebContent/docx/乳腺癌21基因报告.docx
+++ b/WebContent/docx/乳腺癌21基因报告.docx
@@ -11,8 +11,8 @@
           <w:lang w:eastAsia="zh-CN"/>
         </w:rPr>
       </w:pPr>
-      <w:bookmarkStart w:id="0" w:name="_Toc26189"/>
-      <w:bookmarkStart w:id="1" w:name="_Toc12869"/>
+      <w:bookmarkStart w:id="0" w:name="_Toc12869"/>
+      <w:bookmarkStart w:id="1" w:name="_Toc26189"/>
     </w:p>
     <w:p>
       <w:pPr>
@@ -2244,8 +2244,6 @@
             </w:rPr>
             <w:fldChar w:fldCharType="end"/>
           </w:r>
-          <w:bookmarkStart w:id="94" w:name="_GoBack"/>
-          <w:bookmarkEnd w:id="94"/>
         </w:p>
       </w:sdtContent>
     </w:sdt>
@@ -2300,15 +2298,15 @@
         </w:rPr>
       </w:pPr>
       <w:bookmarkStart w:id="2" w:name="_Toc4588"/>
-      <w:bookmarkStart w:id="3" w:name="_Toc24178_WPSOffice_Level1"/>
-      <w:bookmarkStart w:id="4" w:name="_Toc14123"/>
-      <w:bookmarkStart w:id="5" w:name="_Toc3619"/>
-      <w:bookmarkStart w:id="6" w:name="_Toc21009_WPSOffice_Level1"/>
-      <w:bookmarkStart w:id="7" w:name="_Toc13806"/>
-      <w:bookmarkStart w:id="8" w:name="_Toc107825547"/>
-      <w:bookmarkStart w:id="9" w:name="_Toc21669"/>
-      <w:bookmarkStart w:id="10" w:name="_Toc14459"/>
-      <w:bookmarkStart w:id="11" w:name="_Toc30143_WPSOffice_Level1"/>
+      <w:bookmarkStart w:id="3" w:name="_Toc13806"/>
+      <w:bookmarkStart w:id="4" w:name="_Toc3619"/>
+      <w:bookmarkStart w:id="5" w:name="_Toc21009_WPSOffice_Level1"/>
+      <w:bookmarkStart w:id="6" w:name="_Toc30143_WPSOffice_Level1"/>
+      <w:bookmarkStart w:id="7" w:name="_Toc14123"/>
+      <w:bookmarkStart w:id="8" w:name="_Toc14459"/>
+      <w:bookmarkStart w:id="9" w:name="_Toc24178_WPSOffice_Level1"/>
+      <w:bookmarkStart w:id="10" w:name="_Toc107825547"/>
+      <w:bookmarkStart w:id="11" w:name="_Toc21669"/>
       <w:r>
         <w:rPr>
           <w:rFonts w:ascii="Times New Roman" w:hAnsi="Times New Roman"/>
@@ -3097,15 +3095,15 @@
           </w14:shadow>
         </w:rPr>
       </w:pPr>
-      <w:bookmarkStart w:id="12" w:name="_Toc107825548"/>
+      <w:bookmarkStart w:id="12" w:name="_Toc7021_WPSOffice_Level1"/>
       <w:bookmarkStart w:id="13" w:name="_Toc29272"/>
-      <w:bookmarkStart w:id="14" w:name="_Toc4492"/>
-      <w:bookmarkStart w:id="15" w:name="_Toc7021_WPSOffice_Level1"/>
-      <w:bookmarkStart w:id="16" w:name="_Toc11015_WPSOffice_Level1"/>
-      <w:bookmarkStart w:id="17" w:name="_Toc17451"/>
-      <w:bookmarkStart w:id="18" w:name="_Toc18062_WPSOffice_Level1"/>
-      <w:bookmarkStart w:id="19" w:name="_Toc26731"/>
-      <w:bookmarkStart w:id="20" w:name="_Toc14797"/>
+      <w:bookmarkStart w:id="14" w:name="_Toc11015_WPSOffice_Level1"/>
+      <w:bookmarkStart w:id="15" w:name="_Toc18062_WPSOffice_Level1"/>
+      <w:bookmarkStart w:id="16" w:name="_Toc4492"/>
+      <w:bookmarkStart w:id="17" w:name="_Toc14797"/>
+      <w:bookmarkStart w:id="18" w:name="_Toc26731"/>
+      <w:bookmarkStart w:id="19" w:name="_Toc17451"/>
+      <w:bookmarkStart w:id="20" w:name="_Toc107825548"/>
       <w:bookmarkStart w:id="21" w:name="_Toc3823"/>
       <w:r>
         <w:rPr>
@@ -3250,14 +3248,14 @@
           </w14:shadow>
         </w:rPr>
       </w:pPr>
-      <w:bookmarkStart w:id="23" w:name="_Toc25920"/>
+      <w:bookmarkStart w:id="23" w:name="_Toc16576"/>
       <w:bookmarkStart w:id="24" w:name="_Toc18058"/>
-      <w:bookmarkStart w:id="25" w:name="_Toc16576"/>
-      <w:bookmarkStart w:id="26" w:name="_Toc23369_WPSOffice_Level1"/>
+      <w:bookmarkStart w:id="25" w:name="_Toc23369_WPSOffice_Level1"/>
+      <w:bookmarkStart w:id="26" w:name="_Toc25920"/>
       <w:bookmarkStart w:id="27" w:name="_Toc6221_WPSOffice_Level1"/>
       <w:bookmarkStart w:id="28" w:name="_Toc149837253"/>
-      <w:bookmarkStart w:id="29" w:name="_Toc29826"/>
-      <w:bookmarkStart w:id="30" w:name="_Toc30197"/>
+      <w:bookmarkStart w:id="29" w:name="_Toc30197"/>
+      <w:bookmarkStart w:id="30" w:name="_Toc29826"/>
       <w:r>
         <w:rPr>
           <w:rStyle w:val="37"/>
@@ -3324,9 +3322,9 @@
           <w:lang w:eastAsia="zh-CN"/>
         </w:rPr>
       </w:pPr>
-      <w:bookmarkStart w:id="31" w:name="_Toc149837254"/>
+      <w:bookmarkStart w:id="31" w:name="_Toc777"/>
       <w:bookmarkStart w:id="32" w:name="_Toc15649"/>
-      <w:bookmarkStart w:id="33" w:name="_Toc777"/>
+      <w:bookmarkStart w:id="33" w:name="_Toc149837254"/>
       <w:r>
         <w:rPr>
           <w:rFonts w:hint="eastAsia"/>
@@ -4053,11 +4051,11 @@
         </w:rPr>
       </w:pPr>
       <w:bookmarkStart w:id="34" w:name="_Toc19024"/>
-      <w:bookmarkStart w:id="35" w:name="_Toc25603"/>
-      <w:bookmarkStart w:id="36" w:name="_Toc16466"/>
-      <w:bookmarkStart w:id="37" w:name="_Toc8800"/>
-      <w:bookmarkStart w:id="38" w:name="_Toc18552"/>
-      <w:bookmarkStart w:id="39" w:name="_Toc14264"/>
+      <w:bookmarkStart w:id="35" w:name="_Toc8800"/>
+      <w:bookmarkStart w:id="36" w:name="_Toc25603"/>
+      <w:bookmarkStart w:id="37" w:name="_Toc16466"/>
+      <w:bookmarkStart w:id="38" w:name="_Toc14264"/>
+      <w:bookmarkStart w:id="39" w:name="_Toc18552"/>
       <w:r>
         <w:rPr>
           <w:rFonts w:ascii="微软雅黑" w:hAnsi="微软雅黑" w:eastAsia="微软雅黑" w:cs="微软雅黑"/>
@@ -4084,6 +4082,7 @@
           <w:lang w:eastAsia="zh-CN"/>
         </w:rPr>
       </w:pPr>
+      <w:bookmarkStart w:id="94" w:name="_GoBack"/>
       <w:r>
         <w:rPr>
           <w:rFonts w:ascii="微软雅黑" w:hAnsi="微软雅黑" w:eastAsia="微软雅黑" w:cs="微软雅黑"/>
@@ -4091,9 +4090,28 @@
           <w:szCs w:val="18"/>
           <w:lang w:eastAsia="zh-CN"/>
         </w:rPr>
-        <w:t>2. 本报告临床经验总结的结果只适用于早期、淋巴结阴性、激素受体阳性、HER2阴性或淋巴结阳性（1-3个腋窝淋巴结转移）、激素受体阳性、HER2阴性的浸润性乳腺癌患者，目前还不清楚是否适用于这个标准以外的患者。</w:t>
+        <w:t xml:space="preserve">2. </w:t>
+      </w:r>
+      <w:r>
+        <w:rPr>
+          <w:rFonts w:hint="eastAsia" w:ascii="微软雅黑" w:hAnsi="微软雅黑" w:eastAsia="微软雅黑" w:cs="微软雅黑"/>
+          <w:sz w:val="18"/>
+          <w:szCs w:val="18"/>
+          <w:lang w:eastAsia="zh-CN"/>
+        </w:rPr>
+        <w:t>本报告临床经验总结的结果适用于以下两类浸润性乳腺癌患者：1）淋巴结阴性、激素受体阳性、HER2阴性；2）淋巴结阳性（1-3个腋窝淋巴结转移）、激素受体阳性、HER2阴性，目前尚不明确该结果是否适用于上述标准以外的患者</w:t>
+      </w:r>
+      <w:r>
+        <w:rPr>
+          <w:rFonts w:ascii="微软雅黑" w:hAnsi="微软雅黑" w:eastAsia="微软雅黑" w:cs="微软雅黑"/>
+          <w:sz w:val="18"/>
+          <w:szCs w:val="18"/>
+          <w:lang w:eastAsia="zh-CN"/>
+        </w:rPr>
+        <w:t>。</w:t>
       </w:r>
     </w:p>
+    <w:bookmarkEnd w:id="94"/>
     <w:p>
       <w:pPr>
         <w:ind w:firstLine="219" w:firstLineChars="122"/>
@@ -4189,10 +4207,10 @@
           <w:lang w:val="en-US" w:eastAsia="zh-CN"/>
         </w:rPr>
       </w:pPr>
-      <w:bookmarkStart w:id="40" w:name="_Toc23941"/>
-      <w:bookmarkStart w:id="41" w:name="_Toc7030"/>
-      <w:bookmarkStart w:id="42" w:name="_Toc31071"/>
-      <w:bookmarkStart w:id="43" w:name="_Toc24726"/>
+      <w:bookmarkStart w:id="40" w:name="_Toc24726"/>
+      <w:bookmarkStart w:id="41" w:name="_Toc31071"/>
+      <w:bookmarkStart w:id="42" w:name="_Toc23941"/>
+      <w:bookmarkStart w:id="43" w:name="_Toc7030"/>
       <w:r>
         <w:rPr>
           <w:rFonts w:hint="eastAsia"/>
@@ -8238,12 +8256,12 @@
           <w:lang w:val="en-US" w:eastAsia="zh-CN"/>
         </w:rPr>
       </w:pPr>
-      <w:bookmarkStart w:id="47" w:name="_Toc106719764"/>
-      <w:bookmarkStart w:id="48" w:name="_Toc5244"/>
-      <w:bookmarkStart w:id="49" w:name="_Toc20034"/>
-      <w:bookmarkStart w:id="50" w:name="_Toc6972"/>
-      <w:bookmarkStart w:id="51" w:name="_Toc25849"/>
-      <w:bookmarkStart w:id="52" w:name="_Toc10223"/>
+      <w:bookmarkStart w:id="47" w:name="_Toc20034"/>
+      <w:bookmarkStart w:id="48" w:name="_Toc25849"/>
+      <w:bookmarkStart w:id="49" w:name="_Toc10223"/>
+      <w:bookmarkStart w:id="50" w:name="_Toc106719764"/>
+      <w:bookmarkStart w:id="51" w:name="_Toc6972"/>
+      <w:bookmarkStart w:id="52" w:name="_Toc5244"/>
       <w:r>
         <w:rPr>
           <w:rFonts w:hint="eastAsia"/>
@@ -11567,10 +11585,10 @@
         </w:rPr>
       </w:pPr>
       <w:bookmarkStart w:id="54" w:name="_Toc27020"/>
-      <w:bookmarkStart w:id="55" w:name="_Toc15964"/>
-      <w:bookmarkStart w:id="56" w:name="_Toc21629"/>
-      <w:bookmarkStart w:id="57" w:name="_Toc6632"/>
-      <w:bookmarkStart w:id="58" w:name="_Toc28070"/>
+      <w:bookmarkStart w:id="55" w:name="_Toc28070"/>
+      <w:bookmarkStart w:id="56" w:name="_Toc15964"/>
+      <w:bookmarkStart w:id="57" w:name="_Toc21629"/>
+      <w:bookmarkStart w:id="58" w:name="_Toc6632"/>
       <w:r>
         <w:rPr>
           <w:rFonts w:hint="eastAsia" w:ascii="微软雅黑" w:hAnsi="微软雅黑" w:eastAsia="微软雅黑" w:cs="微软雅黑"/>
@@ -11859,11 +11877,11 @@
           <w:lang w:val="en-US" w:eastAsia="zh-CN" w:bidi="ar"/>
         </w:rPr>
       </w:pPr>
-      <w:bookmarkStart w:id="59" w:name="_Toc22405"/>
-      <w:bookmarkStart w:id="60" w:name="_Toc30450"/>
-      <w:bookmarkStart w:id="61" w:name="_Toc8902"/>
+      <w:bookmarkStart w:id="59" w:name="_Toc8282"/>
+      <w:bookmarkStart w:id="60" w:name="_Toc22405"/>
+      <w:bookmarkStart w:id="61" w:name="_Toc30450"/>
       <w:bookmarkStart w:id="62" w:name="_Toc30210"/>
-      <w:bookmarkStart w:id="63" w:name="_Toc8282"/>
+      <w:bookmarkStart w:id="63" w:name="_Toc8902"/>
       <w:r>
         <w:rPr>
           <w:rFonts w:hint="eastAsia" w:ascii="微软雅黑" w:hAnsi="微软雅黑" w:eastAsia="微软雅黑" w:cs="微软雅黑"/>
@@ -13476,10 +13494,10 @@
         </w:rPr>
       </w:pPr>
       <w:bookmarkStart w:id="66" w:name="_Toc7932"/>
-      <w:bookmarkStart w:id="67" w:name="_Toc24511"/>
-      <w:bookmarkStart w:id="68" w:name="_Toc7994"/>
-      <w:bookmarkStart w:id="69" w:name="_Toc10597"/>
-      <w:bookmarkStart w:id="70" w:name="_Toc19396"/>
+      <w:bookmarkStart w:id="67" w:name="_Toc10597"/>
+      <w:bookmarkStart w:id="68" w:name="_Toc19396"/>
+      <w:bookmarkStart w:id="69" w:name="_Toc24511"/>
+      <w:bookmarkStart w:id="70" w:name="_Toc7994"/>
       <w:r>
         <w:rPr>
           <w:rFonts w:hint="eastAsia" w:ascii="微软雅黑" w:hAnsi="微软雅黑" w:eastAsia="微软雅黑" w:cs="微软雅黑"/>
@@ -13977,11 +13995,11 @@
           <w:lang w:val="en-US" w:eastAsia="zh-CN" w:bidi="ar"/>
         </w:rPr>
       </w:pPr>
-      <w:bookmarkStart w:id="71" w:name="_Toc19443"/>
+      <w:bookmarkStart w:id="71" w:name="_Toc13439"/>
       <w:bookmarkStart w:id="72" w:name="_Toc8857"/>
-      <w:bookmarkStart w:id="73" w:name="_Toc13439"/>
-      <w:bookmarkStart w:id="74" w:name="_Toc18423"/>
-      <w:bookmarkStart w:id="75" w:name="_Toc15763"/>
+      <w:bookmarkStart w:id="73" w:name="_Toc18423"/>
+      <w:bookmarkStart w:id="74" w:name="_Toc15763"/>
+      <w:bookmarkStart w:id="75" w:name="_Toc19443"/>
       <w:r>
         <w:rPr>
           <w:rFonts w:hint="eastAsia" w:ascii="微软雅黑" w:hAnsi="微软雅黑" w:eastAsia="微软雅黑" w:cs="微软雅黑"/>
@@ -15384,9 +15402,9 @@
           </w14:shadow>
         </w:rPr>
       </w:pPr>
-      <w:bookmarkStart w:id="76" w:name="_Toc32037"/>
-      <w:bookmarkStart w:id="77" w:name="_Toc81326587"/>
-      <w:bookmarkStart w:id="78" w:name="_Toc81251349"/>
+      <w:bookmarkStart w:id="76" w:name="_Toc81326587"/>
+      <w:bookmarkStart w:id="77" w:name="_Toc81251349"/>
+      <w:bookmarkStart w:id="78" w:name="_Toc32037"/>
       <w:r>
         <w:rPr>
           <w:rFonts w:hint="eastAsia" w:ascii="Times New Roman" w:hAnsi="Times New Roman"/>
@@ -15444,12 +15462,6 @@
             <w:insideH w:val="single" w:color="auto" w:sz="4" w:space="0"/>
             <w:insideV w:val="single" w:color="auto" w:sz="4" w:space="0"/>
           </w:tblBorders>
-          <w:tblCellMar>
-            <w:top w:w="0" w:type="dxa"/>
-            <w:left w:w="108" w:type="dxa"/>
-            <w:bottom w:w="0" w:type="dxa"/>
-            <w:right w:w="108" w:type="dxa"/>
-          </w:tblCellMar>
         </w:tblPrEx>
         <w:trPr>
           <w:trHeight w:val="397" w:hRule="atLeast"/>
@@ -16042,17 +16054,17 @@
           </w14:shadow>
         </w:rPr>
       </w:pPr>
-      <w:bookmarkStart w:id="79" w:name="_Toc21361"/>
-      <w:bookmarkStart w:id="80" w:name="_Toc17792_WPSOffice_Level2"/>
-      <w:bookmarkStart w:id="81" w:name="_Toc22162_WPSOffice_Level1"/>
-      <w:bookmarkStart w:id="82" w:name="_Toc107825571"/>
-      <w:bookmarkStart w:id="83" w:name="_Toc31804"/>
-      <w:bookmarkStart w:id="84" w:name="_Toc14611_WPSOffice_Level1"/>
-      <w:bookmarkStart w:id="85" w:name="_Toc19584_WPSOffice_Level1"/>
-      <w:bookmarkStart w:id="86" w:name="_Toc13275"/>
-      <w:bookmarkStart w:id="87" w:name="_Toc9662"/>
-      <w:bookmarkStart w:id="88" w:name="_Toc22623"/>
-      <w:bookmarkStart w:id="89" w:name="_Toc16927"/>
+      <w:bookmarkStart w:id="79" w:name="_Toc31804"/>
+      <w:bookmarkStart w:id="80" w:name="_Toc22162_WPSOffice_Level1"/>
+      <w:bookmarkStart w:id="81" w:name="_Toc107825571"/>
+      <w:bookmarkStart w:id="82" w:name="_Toc14611_WPSOffice_Level1"/>
+      <w:bookmarkStart w:id="83" w:name="_Toc19584_WPSOffice_Level1"/>
+      <w:bookmarkStart w:id="84" w:name="_Toc21361"/>
+      <w:bookmarkStart w:id="85" w:name="_Toc13275"/>
+      <w:bookmarkStart w:id="86" w:name="_Toc17792_WPSOffice_Level2"/>
+      <w:bookmarkStart w:id="87" w:name="_Toc22623"/>
+      <w:bookmarkStart w:id="88" w:name="_Toc16927"/>
+      <w:bookmarkStart w:id="89" w:name="_Toc9662"/>
       <w:r>
         <w:rPr>
           <w:rFonts w:hint="eastAsia" w:ascii="Times New Roman" w:hAnsi="Times New Roman"/>
@@ -16766,7 +16778,7 @@
         <w:sz w:val="18"/>
       </w:rPr>
       <w:pict>
-        <v:shape id="PowerPlusWaterMarkObject291817" o:spid="_x0000_s2049" o:spt="136" type="#_x0000_t136" style="position:absolute;left:0pt;height:48.3pt;width:166.5pt;mso-position-horizontal:center;mso-position-horizontal-relative:margin;mso-position-vertical:center;mso-position-vertical-relative:margin;rotation:-2949120f;z-index:-251656192;mso-width-relative:page;mso-height-relative:page;" fillcolor="#C0C0C0" filled="t" stroked="f" coordsize="21600,21600" adj="10800">
+        <v:shape id="PowerPlusWaterMarkObject291817" o:spid="_x0000_s4097" o:spt="136" type="#_x0000_t136" style="position:absolute;left:0pt;height:48.3pt;width:166.5pt;mso-position-horizontal:center;mso-position-horizontal-relative:margin;mso-position-vertical:center;mso-position-vertical-relative:margin;rotation:-2949120f;z-index:-251656192;mso-width-relative:page;mso-height-relative:page;" fillcolor="#C0C0C0" filled="t" stroked="f" coordsize="21600,21600" adj="10800">
           <v:path/>
           <v:fill on="t" opacity="32768f" focussize="0,0"/>
           <v:stroke on="f"/>
@@ -16794,7 +16806,7 @@
         <w:sz w:val="18"/>
       </w:rPr>
       <w:pict>
-        <v:shape id="_x0000_s2050" o:spid="_x0000_s2050" o:spt="136" type="#_x0000_t136" style="position:absolute;left:0pt;height:48.3pt;width:166.5pt;mso-position-horizontal:center;mso-position-horizontal-relative:margin;mso-position-vertical:center;mso-position-vertical-relative:margin;rotation:-2949120f;z-index:-251655168;mso-width-relative:page;mso-height-relative:page;" fillcolor="#C0C0C0" filled="t" stroked="f" coordsize="21600,21600" adj="10800">
+        <v:shape id="_x0000_s4098" o:spid="_x0000_s4098" o:spt="136" type="#_x0000_t136" style="position:absolute;left:0pt;height:48.3pt;width:166.5pt;mso-position-horizontal:center;mso-position-horizontal-relative:margin;mso-position-vertical:center;mso-position-vertical-relative:margin;rotation:-2949120f;z-index:-251655168;mso-width-relative:page;mso-height-relative:page;" fillcolor="#C0C0C0" filled="t" stroked="f" coordsize="21600,21600" adj="10800">
           <v:path/>
           <v:fill on="t" opacity="32768f" focussize="0,0"/>
           <v:stroke on="f"/>
@@ -16823,7 +16835,7 @@
         <w:sz w:val="18"/>
       </w:rPr>
       <w:pict>
-        <v:shape id="_x0000_s2051" o:spid="_x0000_s2051" o:spt="136" type="#_x0000_t136" style="position:absolute;left:0pt;height:48.3pt;width:166.5pt;mso-position-horizontal:center;mso-position-horizontal-relative:margin;mso-position-vertical:center;mso-position-vertical-relative:margin;rotation:-2949120f;z-index:-251654144;mso-width-relative:page;mso-height-relative:page;" fillcolor="#C0C0C0" filled="t" stroked="f" coordsize="21600,21600" adj="10800">
+        <v:shape id="_x0000_s4099" o:spid="_x0000_s4099" o:spt="136" type="#_x0000_t136" style="position:absolute;left:0pt;height:48.3pt;width:166.5pt;mso-position-horizontal:center;mso-position-horizontal-relative:margin;mso-position-vertical:center;mso-position-vertical-relative:margin;rotation:-2949120f;z-index:-251654144;mso-width-relative:page;mso-height-relative:page;" fillcolor="#C0C0C0" filled="t" stroked="f" coordsize="21600,21600" adj="10800">
           <v:path/>
           <v:fill on="t" opacity="32768f" focussize="0,0"/>
           <v:stroke on="f"/>
@@ -18732,9 +18744,9 @@
     <customSectPr/>
   </customSectProps>
   <customShpExts>
-    <customShpInfo spid="_x0000_s2049"/>
-    <customShpInfo spid="_x0000_s2050"/>
-    <customShpInfo spid="_x0000_s2051"/>
+    <customShpInfo spid="_x0000_s4097"/>
+    <customShpInfo spid="_x0000_s4098"/>
+    <customShpInfo spid="_x0000_s4099"/>
     <customShpInfo spid="_x0000_s1026" textRotate="1"/>
   </customShpExts>
 </s:customData>
